--- a/fiches-docx/F-11.docx
+++ b/fiches-docx/F-11.docx
@@ -74,7 +74,7 @@
           <w:b/>
           <w:sz w:val="22"/>
         </w:rPr>
-        <w:t xml:space="preserve">السنة الدراسية: </w:t>
+        <w:t xml:space="preserve">الموسم الدراسي: </w:t>
       </w:r>
       <w:r>
         <w:t>__________________________________________________</w:t>

--- a/fiches-docx/F-11.docx
+++ b/fiches-docx/F-11.docx
@@ -16,6 +16,12 @@
           <w:tcPr>
             <w:tcW w:type="dxa" w:w="9972"/>
             <w:shd w:val="clear" w:color="auto" w:fill="c8e8bc"/>
+            <w:tcBorders>
+              <w:top w:val="single" w:sz="6" w:space="0" w:color="333333"/>
+              <w:left w:val="single" w:sz="6" w:space="0" w:color="333333"/>
+              <w:bottom w:val="single" w:sz="6" w:space="0" w:color="333333"/>
+              <w:right w:val="single" w:sz="6" w:space="0" w:color="333333"/>
+            </w:tcBorders>
           </w:tcPr>
           <w:p>
             <w:pPr>
@@ -25,10 +31,216 @@
             <w:r>
               <w:rPr>
                 <w:b/>
-                <w:color w:val="1A2B22"/>
-                <w:sz w:val="26"/>
+                <w:sz w:val="24"/>
               </w:rPr>
-              <w:t xml:space="preserve">  F-11 — بطاقة التقويم المؤسسي للأندية التربوية  </w:t>
+              <w:t>بطاقة تقويم الأندية</w:t>
+            </w:r>
+          </w:p>
+        </w:tc>
+      </w:tr>
+    </w:tbl>
+    <w:p/>
+    <w:tbl>
+      <w:tblPr>
+        <w:tblW w:type="auto" w:w="0"/>
+        <w:jc w:val="center"/>
+        <w:tblLook w:firstColumn="1" w:firstRow="1" w:lastColumn="0" w:lastRow="0" w:noHBand="0" w:noVBand="1" w:val="04A0"/>
+      </w:tblPr>
+      <w:tblGrid>
+        <w:gridCol w:w="2493"/>
+        <w:gridCol w:w="2493"/>
+        <w:gridCol w:w="2493"/>
+        <w:gridCol w:w="2493"/>
+      </w:tblGrid>
+      <w:tr>
+        <w:tc>
+          <w:tcPr>
+            <w:tcW w:type="dxa" w:w="2493"/>
+            <w:tcBorders>
+              <w:top w:val="none" w:sz="0" w:space="0" w:color="auto"/>
+              <w:left w:val="none" w:sz="0" w:space="0" w:color="auto"/>
+              <w:bottom w:val="none" w:sz="0" w:space="0" w:color="auto"/>
+              <w:right w:val="none" w:sz="0" w:space="0" w:color="auto"/>
+            </w:tcBorders>
+          </w:tcPr>
+          <w:p>
+            <w:pPr>
+              <w:bidi/>
+            </w:pPr>
+            <w:r>
+              <w:rPr>
+                <w:b/>
+                <w:sz w:val="19"/>
+              </w:rPr>
+              <w:t>الأكاديميـة :</w:t>
+            </w:r>
+          </w:p>
+        </w:tc>
+        <w:tc>
+          <w:tcPr>
+            <w:tcW w:type="dxa" w:w="2493"/>
+            <w:tcBorders>
+              <w:top w:val="none" w:sz="0" w:space="0" w:color="auto"/>
+              <w:left w:val="none" w:sz="0" w:space="0" w:color="auto"/>
+              <w:bottom w:val="none" w:sz="0" w:space="0" w:color="auto"/>
+              <w:right w:val="none" w:sz="0" w:space="0" w:color="auto"/>
+            </w:tcBorders>
+          </w:tcPr>
+          <w:p>
+            <w:pPr>
+              <w:bidi/>
+            </w:pPr>
+            <w:r>
+              <w:rPr>
+                <w:color w:val="555555"/>
+                <w:sz w:val="18"/>
+              </w:rPr>
+              <w:t>. . . . . . . . . . . . . . . . . . . . .</w:t>
+            </w:r>
+          </w:p>
+        </w:tc>
+        <w:tc>
+          <w:tcPr>
+            <w:tcW w:type="dxa" w:w="2493"/>
+            <w:tcBorders>
+              <w:top w:val="none" w:sz="0" w:space="0" w:color="auto"/>
+              <w:left w:val="none" w:sz="0" w:space="0" w:color="auto"/>
+              <w:bottom w:val="none" w:sz="0" w:space="0" w:color="auto"/>
+              <w:right w:val="none" w:sz="0" w:space="0" w:color="auto"/>
+            </w:tcBorders>
+          </w:tcPr>
+          <w:p>
+            <w:pPr>
+              <w:bidi/>
+            </w:pPr>
+            <w:r>
+              <w:rPr>
+                <w:b/>
+                <w:sz w:val="19"/>
+              </w:rPr>
+              <w:t>المديرية الإقليمية :</w:t>
+            </w:r>
+          </w:p>
+        </w:tc>
+        <w:tc>
+          <w:tcPr>
+            <w:tcW w:type="dxa" w:w="2493"/>
+            <w:tcBorders>
+              <w:top w:val="none" w:sz="0" w:space="0" w:color="auto"/>
+              <w:left w:val="none" w:sz="0" w:space="0" w:color="auto"/>
+              <w:bottom w:val="none" w:sz="0" w:space="0" w:color="auto"/>
+              <w:right w:val="none" w:sz="0" w:space="0" w:color="auto"/>
+            </w:tcBorders>
+          </w:tcPr>
+          <w:p>
+            <w:pPr>
+              <w:bidi/>
+            </w:pPr>
+            <w:r>
+              <w:rPr>
+                <w:color w:val="555555"/>
+                <w:sz w:val="18"/>
+              </w:rPr>
+              <w:t>. . . . . . . . . . . . . . . . . . . . .</w:t>
+            </w:r>
+          </w:p>
+        </w:tc>
+      </w:tr>
+      <w:tr>
+        <w:tc>
+          <w:tcPr>
+            <w:tcW w:type="dxa" w:w="2493"/>
+            <w:tcBorders>
+              <w:top w:val="none" w:sz="0" w:space="0" w:color="auto"/>
+              <w:left w:val="none" w:sz="0" w:space="0" w:color="auto"/>
+              <w:bottom w:val="none" w:sz="0" w:space="0" w:color="auto"/>
+              <w:right w:val="none" w:sz="0" w:space="0" w:color="auto"/>
+            </w:tcBorders>
+          </w:tcPr>
+          <w:p>
+            <w:pPr>
+              <w:bidi/>
+            </w:pPr>
+            <w:r>
+              <w:rPr>
+                <w:b/>
+                <w:sz w:val="19"/>
+              </w:rPr>
+              <w:t>المؤسسـة :</w:t>
+            </w:r>
+          </w:p>
+        </w:tc>
+        <w:tc>
+          <w:tcPr>
+            <w:tcW w:type="dxa" w:w="2493"/>
+            <w:tcBorders>
+              <w:top w:val="none" w:sz="0" w:space="0" w:color="auto"/>
+              <w:left w:val="none" w:sz="0" w:space="0" w:color="auto"/>
+              <w:bottom w:val="none" w:sz="0" w:space="0" w:color="auto"/>
+              <w:right w:val="none" w:sz="0" w:space="0" w:color="auto"/>
+            </w:tcBorders>
+          </w:tcPr>
+          <w:p>
+            <w:pPr>
+              <w:bidi/>
+            </w:pPr>
+            <w:r>
+              <w:rPr>
+                <w:color w:val="555555"/>
+                <w:sz w:val="18"/>
+              </w:rPr>
+              <w:t>. . . . . . . . . . . . . . . . . . . . .</w:t>
+            </w:r>
+          </w:p>
+        </w:tc>
+        <w:tc>
+          <w:tcPr>
+            <w:tcW w:type="dxa" w:w="2493"/>
+            <w:tcBorders>
+              <w:top w:val="none" w:sz="0" w:space="0" w:color="auto"/>
+              <w:left w:val="none" w:sz="0" w:space="0" w:color="auto"/>
+              <w:bottom w:val="none" w:sz="0" w:space="0" w:color="auto"/>
+              <w:right w:val="none" w:sz="0" w:space="0" w:color="auto"/>
+            </w:tcBorders>
+          </w:tcPr>
+          <w:p/>
+        </w:tc>
+        <w:tc>
+          <w:tcPr>
+            <w:tcW w:type="dxa" w:w="2493"/>
+            <w:tcBorders>
+              <w:top w:val="none" w:sz="0" w:space="0" w:color="auto"/>
+              <w:left w:val="none" w:sz="0" w:space="0" w:color="auto"/>
+              <w:bottom w:val="none" w:sz="0" w:space="0" w:color="auto"/>
+              <w:right w:val="none" w:sz="0" w:space="0" w:color="auto"/>
+            </w:tcBorders>
+          </w:tcPr>
+          <w:p/>
+        </w:tc>
+      </w:tr>
+      <w:tr>
+        <w:tc>
+          <w:tcPr>
+            <w:tcW w:type="dxa" w:w="9972"/>
+            <w:gridSpan w:val="4"/>
+            <w:tcBorders>
+              <w:top w:val="none" w:sz="0" w:space="0" w:color="auto"/>
+              <w:left w:val="none" w:sz="0" w:space="0" w:color="auto"/>
+              <w:bottom w:val="none" w:sz="0" w:space="0" w:color="auto"/>
+              <w:right w:val="none" w:sz="0" w:space="0" w:color="auto"/>
+            </w:tcBorders>
+          </w:tcPr>
+          <w:p>
+            <w:pPr>
+              <w:jc w:val="center"/>
+              <w:bidi/>
+            </w:pPr>
+            <w:r>
+              <w:rPr>
+                <w:b/>
+                <w:sz w:val="20"/>
+              </w:rPr>
+              <w:t>الموسم الدراسي :  . . . . . . . .  /  . . . . . . . .</w:t>
             </w:r>
           </w:p>
         </w:tc>
@@ -42,56 +254,9 @@
       <w:r>
         <w:rPr>
           <w:b/>
-          <w:sz w:val="22"/>
+          <w:sz w:val="20"/>
         </w:rPr>
-        <w:t xml:space="preserve">المؤسسة: </w:t>
-      </w:r>
-      <w:r>
-        <w:t>__________________________________________________</w:t>
-      </w:r>
-    </w:p>
-    <w:p>
-      <w:pPr>
-        <w:bidi/>
-      </w:pPr>
-      <w:r>
-        <w:rPr>
-          <w:b/>
-          <w:sz w:val="22"/>
-        </w:rPr>
-        <w:t xml:space="preserve">مُنسِّق لجنة التسيير: </w:t>
-      </w:r>
-      <w:r>
-        <w:t>__________________________________________________</w:t>
-      </w:r>
-    </w:p>
-    <w:p>
-      <w:pPr>
-        <w:bidi/>
-      </w:pPr>
-      <w:r>
-        <w:rPr>
-          <w:b/>
-          <w:sz w:val="22"/>
-        </w:rPr>
-        <w:t xml:space="preserve">الموسم الدراسي: </w:t>
-      </w:r>
-      <w:r>
-        <w:t>__________________________________________________</w:t>
-      </w:r>
-    </w:p>
-    <w:p/>
-    <w:p>
-      <w:pPr>
-        <w:bidi/>
-      </w:pPr>
-      <w:r>
-        <w:rPr>
-          <w:b/>
-          <w:color w:val="2D6A4F"/>
-          <w:sz w:val="22"/>
-        </w:rPr>
-        <w:t>◆  أولاً: إحصاء الأندية</w:t>
+        <w:t>.1 الأندية المحدثة في المؤسسة</w:t>
       </w:r>
     </w:p>
     <w:tbl>
@@ -102,18 +267,23 @@
         <w:tblLook w:firstColumn="1" w:firstRow="1" w:lastColumn="0" w:lastRow="0" w:noHBand="0" w:noVBand="1" w:val="04A0"/>
       </w:tblPr>
       <w:tblGrid>
-        <w:gridCol w:w="1662"/>
-        <w:gridCol w:w="1662"/>
-        <w:gridCol w:w="1662"/>
-        <w:gridCol w:w="1662"/>
-        <w:gridCol w:w="1662"/>
-        <w:gridCol w:w="1662"/>
+        <w:gridCol w:w="1994"/>
+        <w:gridCol w:w="1994"/>
+        <w:gridCol w:w="1994"/>
+        <w:gridCol w:w="1994"/>
+        <w:gridCol w:w="1994"/>
       </w:tblGrid>
       <w:tr>
         <w:tc>
           <w:tcPr>
-            <w:tcW w:type="dxa" w:w="1662"/>
+            <w:tcW w:type="dxa" w:w="1994"/>
             <w:shd w:val="clear" w:color="auto" w:fill="e8e8e8"/>
+            <w:tcBorders>
+              <w:top w:val="single" w:sz="4" w:space="0" w:color="555555"/>
+              <w:left w:val="single" w:sz="4" w:space="0" w:color="555555"/>
+              <w:bottom w:val="single" w:sz="4" w:space="0" w:color="555555"/>
+              <w:right w:val="single" w:sz="4" w:space="0" w:color="555555"/>
+            </w:tcBorders>
           </w:tcPr>
           <w:p>
             <w:pPr>
@@ -123,16 +293,22 @@
             <w:r>
               <w:rPr>
                 <w:b/>
-                <w:sz w:val="20"/>
+                <w:sz w:val="18"/>
               </w:rPr>
-              <w:t>اسم النادي</w:t>
+              <w:t>النادي</w:t>
             </w:r>
           </w:p>
         </w:tc>
         <w:tc>
           <w:tcPr>
-            <w:tcW w:type="dxa" w:w="1662"/>
+            <w:tcW w:type="dxa" w:w="1994"/>
             <w:shd w:val="clear" w:color="auto" w:fill="e8e8e8"/>
+            <w:tcBorders>
+              <w:top w:val="single" w:sz="4" w:space="0" w:color="555555"/>
+              <w:left w:val="single" w:sz="4" w:space="0" w:color="555555"/>
+              <w:bottom w:val="single" w:sz="4" w:space="0" w:color="555555"/>
+              <w:right w:val="single" w:sz="4" w:space="0" w:color="555555"/>
+            </w:tcBorders>
           </w:tcPr>
           <w:p>
             <w:pPr>
@@ -142,16 +318,22 @@
             <w:r>
               <w:rPr>
                 <w:b/>
-                <w:sz w:val="20"/>
+                <w:sz w:val="18"/>
               </w:rPr>
-              <w:t>المجال</w:t>
+              <w:t>تاريخ الإحداث</w:t>
             </w:r>
           </w:p>
         </w:tc>
         <w:tc>
           <w:tcPr>
-            <w:tcW w:type="dxa" w:w="1662"/>
+            <w:tcW w:type="dxa" w:w="1994"/>
             <w:shd w:val="clear" w:color="auto" w:fill="e8e8e8"/>
+            <w:tcBorders>
+              <w:top w:val="single" w:sz="4" w:space="0" w:color="555555"/>
+              <w:left w:val="single" w:sz="4" w:space="0" w:color="555555"/>
+              <w:bottom w:val="single" w:sz="4" w:space="0" w:color="555555"/>
+              <w:right w:val="single" w:sz="4" w:space="0" w:color="555555"/>
+            </w:tcBorders>
           </w:tcPr>
           <w:p>
             <w:pPr>
@@ -161,16 +343,22 @@
             <w:r>
               <w:rPr>
                 <w:b/>
-                <w:sz w:val="20"/>
+                <w:sz w:val="18"/>
               </w:rPr>
-              <w:t>المؤطِّر</w:t>
+              <w:t>رئيس المكتب</w:t>
             </w:r>
           </w:p>
         </w:tc>
         <w:tc>
           <w:tcPr>
-            <w:tcW w:type="dxa" w:w="1662"/>
+            <w:tcW w:type="dxa" w:w="1994"/>
             <w:shd w:val="clear" w:color="auto" w:fill="e8e8e8"/>
+            <w:tcBorders>
+              <w:top w:val="single" w:sz="4" w:space="0" w:color="555555"/>
+              <w:left w:val="single" w:sz="4" w:space="0" w:color="555555"/>
+              <w:bottom w:val="single" w:sz="4" w:space="0" w:color="555555"/>
+              <w:right w:val="single" w:sz="4" w:space="0" w:color="555555"/>
+            </w:tcBorders>
           </w:tcPr>
           <w:p>
             <w:pPr>
@@ -180,16 +368,22 @@
             <w:r>
               <w:rPr>
                 <w:b/>
-                <w:sz w:val="20"/>
+                <w:sz w:val="18"/>
               </w:rPr>
-              <w:t>عدد الأعضاء</w:t>
+              <w:t>عدد اللجان الوظيفية</w:t>
             </w:r>
           </w:p>
         </w:tc>
         <w:tc>
           <w:tcPr>
-            <w:tcW w:type="dxa" w:w="1662"/>
+            <w:tcW w:type="dxa" w:w="1994"/>
             <w:shd w:val="clear" w:color="auto" w:fill="e8e8e8"/>
+            <w:tcBorders>
+              <w:top w:val="single" w:sz="4" w:space="0" w:color="555555"/>
+              <w:left w:val="single" w:sz="4" w:space="0" w:color="555555"/>
+              <w:bottom w:val="single" w:sz="4" w:space="0" w:color="555555"/>
+              <w:right w:val="single" w:sz="4" w:space="0" w:color="555555"/>
+            </w:tcBorders>
           </w:tcPr>
           <w:p>
             <w:pPr>
@@ -199,16 +393,244 @@
             <w:r>
               <w:rPr>
                 <w:b/>
-                <w:sz w:val="20"/>
+                <w:sz w:val="18"/>
               </w:rPr>
-              <w:t>عدد الأنشطة المُنجزة</w:t>
+              <w:t>عدد فرق العمل</w:t>
             </w:r>
           </w:p>
         </w:tc>
+      </w:tr>
+      <w:tr>
+        <w:trPr>
+          <w:trHeight w:val="567"/>
+        </w:trPr>
         <w:tc>
           <w:tcPr>
-            <w:tcW w:type="dxa" w:w="1662"/>
+            <w:tcW w:type="dxa" w:w="1994"/>
+            <w:tcBorders>
+              <w:top w:val="single" w:sz="4" w:space="0" w:color="555555"/>
+              <w:left w:val="single" w:sz="4" w:space="0" w:color="555555"/>
+              <w:bottom w:val="single" w:sz="4" w:space="0" w:color="555555"/>
+              <w:right w:val="single" w:sz="4" w:space="0" w:color="555555"/>
+            </w:tcBorders>
+          </w:tcPr>
+          <w:p/>
+        </w:tc>
+        <w:tc>
+          <w:tcPr>
+            <w:tcW w:type="dxa" w:w="1994"/>
+            <w:tcBorders>
+              <w:top w:val="single" w:sz="4" w:space="0" w:color="555555"/>
+              <w:left w:val="single" w:sz="4" w:space="0" w:color="555555"/>
+              <w:bottom w:val="single" w:sz="4" w:space="0" w:color="555555"/>
+              <w:right w:val="single" w:sz="4" w:space="0" w:color="555555"/>
+            </w:tcBorders>
+          </w:tcPr>
+          <w:p/>
+        </w:tc>
+        <w:tc>
+          <w:tcPr>
+            <w:tcW w:type="dxa" w:w="1994"/>
+            <w:tcBorders>
+              <w:top w:val="single" w:sz="4" w:space="0" w:color="555555"/>
+              <w:left w:val="single" w:sz="4" w:space="0" w:color="555555"/>
+              <w:bottom w:val="single" w:sz="4" w:space="0" w:color="555555"/>
+              <w:right w:val="single" w:sz="4" w:space="0" w:color="555555"/>
+            </w:tcBorders>
+          </w:tcPr>
+          <w:p/>
+        </w:tc>
+        <w:tc>
+          <w:tcPr>
+            <w:tcW w:type="dxa" w:w="1994"/>
+            <w:tcBorders>
+              <w:top w:val="single" w:sz="4" w:space="0" w:color="555555"/>
+              <w:left w:val="single" w:sz="4" w:space="0" w:color="555555"/>
+              <w:bottom w:val="single" w:sz="4" w:space="0" w:color="555555"/>
+              <w:right w:val="single" w:sz="4" w:space="0" w:color="555555"/>
+            </w:tcBorders>
+          </w:tcPr>
+          <w:p/>
+        </w:tc>
+        <w:tc>
+          <w:tcPr>
+            <w:tcW w:type="dxa" w:w="1994"/>
+            <w:tcBorders>
+              <w:top w:val="single" w:sz="4" w:space="0" w:color="555555"/>
+              <w:left w:val="single" w:sz="4" w:space="0" w:color="555555"/>
+              <w:bottom w:val="single" w:sz="4" w:space="0" w:color="555555"/>
+              <w:right w:val="single" w:sz="4" w:space="0" w:color="555555"/>
+            </w:tcBorders>
+          </w:tcPr>
+          <w:p/>
+        </w:tc>
+      </w:tr>
+      <w:tr>
+        <w:trPr>
+          <w:trHeight w:val="567"/>
+        </w:trPr>
+        <w:tc>
+          <w:tcPr>
+            <w:tcW w:type="dxa" w:w="1994"/>
+            <w:tcBorders>
+              <w:top w:val="single" w:sz="4" w:space="0" w:color="555555"/>
+              <w:left w:val="single" w:sz="4" w:space="0" w:color="555555"/>
+              <w:bottom w:val="single" w:sz="4" w:space="0" w:color="555555"/>
+              <w:right w:val="single" w:sz="4" w:space="0" w:color="555555"/>
+            </w:tcBorders>
+          </w:tcPr>
+          <w:p/>
+        </w:tc>
+        <w:tc>
+          <w:tcPr>
+            <w:tcW w:type="dxa" w:w="1994"/>
+            <w:tcBorders>
+              <w:top w:val="single" w:sz="4" w:space="0" w:color="555555"/>
+              <w:left w:val="single" w:sz="4" w:space="0" w:color="555555"/>
+              <w:bottom w:val="single" w:sz="4" w:space="0" w:color="555555"/>
+              <w:right w:val="single" w:sz="4" w:space="0" w:color="555555"/>
+            </w:tcBorders>
+          </w:tcPr>
+          <w:p/>
+        </w:tc>
+        <w:tc>
+          <w:tcPr>
+            <w:tcW w:type="dxa" w:w="1994"/>
+            <w:tcBorders>
+              <w:top w:val="single" w:sz="4" w:space="0" w:color="555555"/>
+              <w:left w:val="single" w:sz="4" w:space="0" w:color="555555"/>
+              <w:bottom w:val="single" w:sz="4" w:space="0" w:color="555555"/>
+              <w:right w:val="single" w:sz="4" w:space="0" w:color="555555"/>
+            </w:tcBorders>
+          </w:tcPr>
+          <w:p/>
+        </w:tc>
+        <w:tc>
+          <w:tcPr>
+            <w:tcW w:type="dxa" w:w="1994"/>
+            <w:tcBorders>
+              <w:top w:val="single" w:sz="4" w:space="0" w:color="555555"/>
+              <w:left w:val="single" w:sz="4" w:space="0" w:color="555555"/>
+              <w:bottom w:val="single" w:sz="4" w:space="0" w:color="555555"/>
+              <w:right w:val="single" w:sz="4" w:space="0" w:color="555555"/>
+            </w:tcBorders>
+          </w:tcPr>
+          <w:p/>
+        </w:tc>
+        <w:tc>
+          <w:tcPr>
+            <w:tcW w:type="dxa" w:w="1994"/>
+            <w:tcBorders>
+              <w:top w:val="single" w:sz="4" w:space="0" w:color="555555"/>
+              <w:left w:val="single" w:sz="4" w:space="0" w:color="555555"/>
+              <w:bottom w:val="single" w:sz="4" w:space="0" w:color="555555"/>
+              <w:right w:val="single" w:sz="4" w:space="0" w:color="555555"/>
+            </w:tcBorders>
+          </w:tcPr>
+          <w:p/>
+        </w:tc>
+      </w:tr>
+      <w:tr>
+        <w:trPr>
+          <w:trHeight w:val="567"/>
+        </w:trPr>
+        <w:tc>
+          <w:tcPr>
+            <w:tcW w:type="dxa" w:w="1994"/>
+            <w:tcBorders>
+              <w:top w:val="single" w:sz="4" w:space="0" w:color="555555"/>
+              <w:left w:val="single" w:sz="4" w:space="0" w:color="555555"/>
+              <w:bottom w:val="single" w:sz="4" w:space="0" w:color="555555"/>
+              <w:right w:val="single" w:sz="4" w:space="0" w:color="555555"/>
+            </w:tcBorders>
+          </w:tcPr>
+          <w:p/>
+        </w:tc>
+        <w:tc>
+          <w:tcPr>
+            <w:tcW w:type="dxa" w:w="1994"/>
+            <w:tcBorders>
+              <w:top w:val="single" w:sz="4" w:space="0" w:color="555555"/>
+              <w:left w:val="single" w:sz="4" w:space="0" w:color="555555"/>
+              <w:bottom w:val="single" w:sz="4" w:space="0" w:color="555555"/>
+              <w:right w:val="single" w:sz="4" w:space="0" w:color="555555"/>
+            </w:tcBorders>
+          </w:tcPr>
+          <w:p/>
+        </w:tc>
+        <w:tc>
+          <w:tcPr>
+            <w:tcW w:type="dxa" w:w="1994"/>
+            <w:tcBorders>
+              <w:top w:val="single" w:sz="4" w:space="0" w:color="555555"/>
+              <w:left w:val="single" w:sz="4" w:space="0" w:color="555555"/>
+              <w:bottom w:val="single" w:sz="4" w:space="0" w:color="555555"/>
+              <w:right w:val="single" w:sz="4" w:space="0" w:color="555555"/>
+            </w:tcBorders>
+          </w:tcPr>
+          <w:p/>
+        </w:tc>
+        <w:tc>
+          <w:tcPr>
+            <w:tcW w:type="dxa" w:w="1994"/>
+            <w:tcBorders>
+              <w:top w:val="single" w:sz="4" w:space="0" w:color="555555"/>
+              <w:left w:val="single" w:sz="4" w:space="0" w:color="555555"/>
+              <w:bottom w:val="single" w:sz="4" w:space="0" w:color="555555"/>
+              <w:right w:val="single" w:sz="4" w:space="0" w:color="555555"/>
+            </w:tcBorders>
+          </w:tcPr>
+          <w:p/>
+        </w:tc>
+        <w:tc>
+          <w:tcPr>
+            <w:tcW w:type="dxa" w:w="1994"/>
+            <w:tcBorders>
+              <w:top w:val="single" w:sz="4" w:space="0" w:color="555555"/>
+              <w:left w:val="single" w:sz="4" w:space="0" w:color="555555"/>
+              <w:bottom w:val="single" w:sz="4" w:space="0" w:color="555555"/>
+              <w:right w:val="single" w:sz="4" w:space="0" w:color="555555"/>
+            </w:tcBorders>
+          </w:tcPr>
+          <w:p/>
+        </w:tc>
+      </w:tr>
+    </w:tbl>
+    <w:p/>
+    <w:p>
+      <w:pPr>
+        <w:bidi/>
+      </w:pPr>
+      <w:r>
+        <w:rPr>
+          <w:b/>
+          <w:sz w:val="20"/>
+        </w:rPr>
+        <w:t>.2 التلاميذ المنخرطون والمستفيدون من أنشطة النادي</w:t>
+      </w:r>
+    </w:p>
+    <w:tbl>
+      <w:tblPr>
+        <w:tblStyle w:val="TableGrid"/>
+        <w:tblW w:type="auto" w:w="0"/>
+        <w:tblLook w:firstColumn="1" w:firstRow="1" w:lastColumn="0" w:lastRow="0" w:noHBand="0" w:noVBand="1" w:val="04A0"/>
+      </w:tblPr>
+      <w:tblGrid>
+        <w:gridCol w:w="3324"/>
+        <w:gridCol w:w="3324"/>
+        <w:gridCol w:w="3324"/>
+      </w:tblGrid>
+      <w:tr>
+        <w:tc>
+          <w:tcPr>
+            <w:tcW w:type="dxa" w:w="3324"/>
             <w:shd w:val="clear" w:color="auto" w:fill="e8e8e8"/>
+            <w:tcBorders>
+              <w:top w:val="single" w:sz="4" w:space="0" w:color="555555"/>
+              <w:left w:val="single" w:sz="4" w:space="0" w:color="555555"/>
+              <w:bottom w:val="single" w:sz="4" w:space="0" w:color="555555"/>
+              <w:right w:val="single" w:sz="4" w:space="0" w:color="555555"/>
+            </w:tcBorders>
           </w:tcPr>
           <w:p>
             <w:pPr>
@@ -218,506 +640,286 @@
             <w:r>
               <w:rPr>
                 <w:b/>
-                <w:sz w:val="20"/>
+                <w:sz w:val="18"/>
               </w:rPr>
-              <w:t>التقييم العام</w:t>
+              <w:t>عدد المنخرطين في التأطير</w:t>
+            </w:r>
+          </w:p>
+        </w:tc>
+        <w:tc>
+          <w:tcPr>
+            <w:tcW w:type="dxa" w:w="3324"/>
+            <w:shd w:val="clear" w:color="auto" w:fill="e8e8e8"/>
+            <w:tcBorders>
+              <w:top w:val="single" w:sz="4" w:space="0" w:color="555555"/>
+              <w:left w:val="single" w:sz="4" w:space="0" w:color="555555"/>
+              <w:bottom w:val="single" w:sz="4" w:space="0" w:color="555555"/>
+              <w:right w:val="single" w:sz="4" w:space="0" w:color="555555"/>
+            </w:tcBorders>
+          </w:tcPr>
+          <w:p>
+            <w:pPr>
+              <w:jc w:val="center"/>
+              <w:bidi/>
+            </w:pPr>
+            <w:r>
+              <w:rPr>
+                <w:b/>
+                <w:sz w:val="18"/>
+              </w:rPr>
+              <w:t>ذكور</w:t>
+            </w:r>
+          </w:p>
+        </w:tc>
+        <w:tc>
+          <w:tcPr>
+            <w:tcW w:type="dxa" w:w="3324"/>
+            <w:shd w:val="clear" w:color="auto" w:fill="e8e8e8"/>
+            <w:tcBorders>
+              <w:top w:val="single" w:sz="4" w:space="0" w:color="555555"/>
+              <w:left w:val="single" w:sz="4" w:space="0" w:color="555555"/>
+              <w:bottom w:val="single" w:sz="4" w:space="0" w:color="555555"/>
+              <w:right w:val="single" w:sz="4" w:space="0" w:color="555555"/>
+            </w:tcBorders>
+          </w:tcPr>
+          <w:p>
+            <w:pPr>
+              <w:jc w:val="center"/>
+              <w:bidi/>
+            </w:pPr>
+            <w:r>
+              <w:rPr>
+                <w:b/>
+                <w:sz w:val="18"/>
+              </w:rPr>
+              <w:t>إناث</w:t>
             </w:r>
           </w:p>
         </w:tc>
       </w:tr>
       <w:tr>
+        <w:trPr>
+          <w:trHeight w:val="453"/>
+        </w:trPr>
         <w:tc>
           <w:tcPr>
-            <w:tcW w:type="dxa" w:w="1662"/>
+            <w:tcW w:type="dxa" w:w="3324"/>
+            <w:shd w:val="clear" w:color="auto" w:fill="f3f3f3"/>
+            <w:tcBorders>
+              <w:top w:val="single" w:sz="4" w:space="0" w:color="555555"/>
+              <w:left w:val="single" w:sz="4" w:space="0" w:color="555555"/>
+              <w:bottom w:val="single" w:sz="4" w:space="0" w:color="555555"/>
+              <w:right w:val="single" w:sz="4" w:space="0" w:color="555555"/>
+            </w:tcBorders>
+          </w:tcPr>
+          <w:p>
+            <w:pPr>
+              <w:bidi/>
+              <w:jc w:val="right"/>
+            </w:pPr>
+            <w:r>
+              <w:rPr>
+                <w:b/>
+                <w:sz w:val="16"/>
+              </w:rPr>
+              <w:t>المجموع: . . . . . . .</w:t>
+            </w:r>
+          </w:p>
+        </w:tc>
+        <w:tc>
+          <w:tcPr>
+            <w:tcW w:type="dxa" w:w="3324"/>
+            <w:tcBorders>
+              <w:top w:val="single" w:sz="4" w:space="0" w:color="555555"/>
+              <w:left w:val="single" w:sz="4" w:space="0" w:color="555555"/>
+              <w:bottom w:val="single" w:sz="4" w:space="0" w:color="555555"/>
+              <w:right w:val="single" w:sz="4" w:space="0" w:color="555555"/>
+            </w:tcBorders>
+          </w:tcPr>
+          <w:p/>
+        </w:tc>
+        <w:tc>
+          <w:tcPr>
+            <w:tcW w:type="dxa" w:w="3324"/>
+            <w:tcBorders>
+              <w:top w:val="single" w:sz="4" w:space="0" w:color="555555"/>
+              <w:left w:val="single" w:sz="4" w:space="0" w:color="555555"/>
+              <w:bottom w:val="single" w:sz="4" w:space="0" w:color="555555"/>
+              <w:right w:val="single" w:sz="4" w:space="0" w:color="555555"/>
+            </w:tcBorders>
+          </w:tcPr>
+          <w:p/>
+        </w:tc>
+      </w:tr>
+    </w:tbl>
+    <w:p/>
+    <w:tbl>
+      <w:tblPr>
+        <w:tblStyle w:val="TableGrid"/>
+        <w:tblW w:type="auto" w:w="0"/>
+        <w:tblLook w:firstColumn="1" w:firstRow="1" w:lastColumn="0" w:lastRow="0" w:noHBand="0" w:noVBand="1" w:val="04A0"/>
+      </w:tblPr>
+      <w:tblGrid>
+        <w:gridCol w:w="3324"/>
+        <w:gridCol w:w="3324"/>
+        <w:gridCol w:w="3324"/>
+      </w:tblGrid>
+      <w:tr>
+        <w:tc>
+          <w:tcPr>
+            <w:tcW w:type="dxa" w:w="3324"/>
+            <w:shd w:val="clear" w:color="auto" w:fill="e8e8e8"/>
+            <w:tcBorders>
+              <w:top w:val="single" w:sz="4" w:space="0" w:color="555555"/>
+              <w:left w:val="single" w:sz="4" w:space="0" w:color="555555"/>
+              <w:bottom w:val="single" w:sz="4" w:space="0" w:color="555555"/>
+              <w:right w:val="single" w:sz="4" w:space="0" w:color="555555"/>
+            </w:tcBorders>
           </w:tcPr>
           <w:p>
             <w:pPr>
               <w:jc w:val="center"/>
+              <w:bidi/>
             </w:pPr>
+            <w:r>
+              <w:rPr>
+                <w:b/>
+                <w:sz w:val="18"/>
+              </w:rPr>
+              <w:t>عدد المستفيدين من الأنشطة</w:t>
+            </w:r>
           </w:p>
         </w:tc>
         <w:tc>
           <w:tcPr>
-            <w:tcW w:type="dxa" w:w="1662"/>
+            <w:tcW w:type="dxa" w:w="3324"/>
+            <w:shd w:val="clear" w:color="auto" w:fill="e8e8e8"/>
+            <w:tcBorders>
+              <w:top w:val="single" w:sz="4" w:space="0" w:color="555555"/>
+              <w:left w:val="single" w:sz="4" w:space="0" w:color="555555"/>
+              <w:bottom w:val="single" w:sz="4" w:space="0" w:color="555555"/>
+              <w:right w:val="single" w:sz="4" w:space="0" w:color="555555"/>
+            </w:tcBorders>
           </w:tcPr>
           <w:p>
             <w:pPr>
               <w:jc w:val="center"/>
+              <w:bidi/>
             </w:pPr>
+            <w:r>
+              <w:rPr>
+                <w:b/>
+                <w:sz w:val="18"/>
+              </w:rPr>
+              <w:t>ذكور</w:t>
+            </w:r>
           </w:p>
         </w:tc>
         <w:tc>
           <w:tcPr>
-            <w:tcW w:type="dxa" w:w="1662"/>
+            <w:tcW w:type="dxa" w:w="3324"/>
+            <w:shd w:val="clear" w:color="auto" w:fill="e8e8e8"/>
+            <w:tcBorders>
+              <w:top w:val="single" w:sz="4" w:space="0" w:color="555555"/>
+              <w:left w:val="single" w:sz="4" w:space="0" w:color="555555"/>
+              <w:bottom w:val="single" w:sz="4" w:space="0" w:color="555555"/>
+              <w:right w:val="single" w:sz="4" w:space="0" w:color="555555"/>
+            </w:tcBorders>
           </w:tcPr>
           <w:p>
             <w:pPr>
               <w:jc w:val="center"/>
+              <w:bidi/>
             </w:pPr>
+            <w:r>
+              <w:rPr>
+                <w:b/>
+                <w:sz w:val="18"/>
+              </w:rPr>
+              <w:t>إناث</w:t>
+            </w:r>
+          </w:p>
+        </w:tc>
+      </w:tr>
+      <w:tr>
+        <w:trPr>
+          <w:trHeight w:val="453"/>
+        </w:trPr>
+        <w:tc>
+          <w:tcPr>
+            <w:tcW w:type="dxa" w:w="3324"/>
+            <w:shd w:val="clear" w:color="auto" w:fill="f3f3f3"/>
+            <w:tcBorders>
+              <w:top w:val="single" w:sz="4" w:space="0" w:color="555555"/>
+              <w:left w:val="single" w:sz="4" w:space="0" w:color="555555"/>
+              <w:bottom w:val="single" w:sz="4" w:space="0" w:color="555555"/>
+              <w:right w:val="single" w:sz="4" w:space="0" w:color="555555"/>
+            </w:tcBorders>
+          </w:tcPr>
+          <w:p>
+            <w:pPr>
+              <w:bidi/>
+              <w:jc w:val="right"/>
+            </w:pPr>
+            <w:r>
+              <w:rPr>
+                <w:b/>
+                <w:sz w:val="16"/>
+              </w:rPr>
+              <w:t>المجموع: . . . . . . .</w:t>
+            </w:r>
           </w:p>
         </w:tc>
         <w:tc>
           <w:tcPr>
-            <w:tcW w:type="dxa" w:w="1662"/>
+            <w:tcW w:type="dxa" w:w="3324"/>
+            <w:tcBorders>
+              <w:top w:val="single" w:sz="4" w:space="0" w:color="555555"/>
+              <w:left w:val="single" w:sz="4" w:space="0" w:color="555555"/>
+              <w:bottom w:val="single" w:sz="4" w:space="0" w:color="555555"/>
+              <w:right w:val="single" w:sz="4" w:space="0" w:color="555555"/>
+            </w:tcBorders>
+          </w:tcPr>
+          <w:p/>
+        </w:tc>
+        <w:tc>
+          <w:tcPr>
+            <w:tcW w:type="dxa" w:w="3324"/>
+            <w:tcBorders>
+              <w:top w:val="single" w:sz="4" w:space="0" w:color="555555"/>
+              <w:left w:val="single" w:sz="4" w:space="0" w:color="555555"/>
+              <w:bottom w:val="single" w:sz="4" w:space="0" w:color="555555"/>
+              <w:right w:val="single" w:sz="4" w:space="0" w:color="555555"/>
+            </w:tcBorders>
+          </w:tcPr>
+          <w:p/>
+        </w:tc>
+      </w:tr>
+      <w:tr>
+        <w:trPr>
+          <w:trHeight w:val="396"/>
+        </w:trPr>
+        <w:tc>
+          <w:tcPr>
+            <w:tcW w:type="dxa" w:w="9972"/>
+            <w:gridSpan w:val="3"/>
+            <w:tcBorders>
+              <w:top w:val="single" w:sz="4" w:space="0" w:color="555555"/>
+              <w:left w:val="single" w:sz="4" w:space="0" w:color="555555"/>
+              <w:bottom w:val="single" w:sz="4" w:space="0" w:color="555555"/>
+              <w:right w:val="single" w:sz="4" w:space="0" w:color="555555"/>
+            </w:tcBorders>
           </w:tcPr>
           <w:p>
             <w:pPr>
-              <w:jc w:val="center"/>
+              <w:bidi/>
             </w:pPr>
-          </w:p>
-        </w:tc>
-        <w:tc>
-          <w:tcPr>
-            <w:tcW w:type="dxa" w:w="1662"/>
-          </w:tcPr>
-          <w:p>
-            <w:pPr>
-              <w:jc w:val="center"/>
-            </w:pPr>
-          </w:p>
-        </w:tc>
-        <w:tc>
-          <w:tcPr>
-            <w:tcW w:type="dxa" w:w="1662"/>
-          </w:tcPr>
-          <w:p>
-            <w:pPr>
-              <w:jc w:val="center"/>
-            </w:pPr>
-          </w:p>
-        </w:tc>
-      </w:tr>
-      <w:tr>
-        <w:tc>
-          <w:tcPr>
-            <w:tcW w:type="dxa" w:w="1662"/>
-          </w:tcPr>
-          <w:p>
-            <w:pPr>
-              <w:jc w:val="center"/>
-            </w:pPr>
-          </w:p>
-        </w:tc>
-        <w:tc>
-          <w:tcPr>
-            <w:tcW w:type="dxa" w:w="1662"/>
-          </w:tcPr>
-          <w:p>
-            <w:pPr>
-              <w:jc w:val="center"/>
-            </w:pPr>
-          </w:p>
-        </w:tc>
-        <w:tc>
-          <w:tcPr>
-            <w:tcW w:type="dxa" w:w="1662"/>
-          </w:tcPr>
-          <w:p>
-            <w:pPr>
-              <w:jc w:val="center"/>
-            </w:pPr>
-          </w:p>
-        </w:tc>
-        <w:tc>
-          <w:tcPr>
-            <w:tcW w:type="dxa" w:w="1662"/>
-          </w:tcPr>
-          <w:p>
-            <w:pPr>
-              <w:jc w:val="center"/>
-            </w:pPr>
-          </w:p>
-        </w:tc>
-        <w:tc>
-          <w:tcPr>
-            <w:tcW w:type="dxa" w:w="1662"/>
-          </w:tcPr>
-          <w:p>
-            <w:pPr>
-              <w:jc w:val="center"/>
-            </w:pPr>
-          </w:p>
-        </w:tc>
-        <w:tc>
-          <w:tcPr>
-            <w:tcW w:type="dxa" w:w="1662"/>
-          </w:tcPr>
-          <w:p>
-            <w:pPr>
-              <w:jc w:val="center"/>
-            </w:pPr>
-          </w:p>
-        </w:tc>
-      </w:tr>
-      <w:tr>
-        <w:tc>
-          <w:tcPr>
-            <w:tcW w:type="dxa" w:w="1662"/>
-          </w:tcPr>
-          <w:p>
-            <w:pPr>
-              <w:jc w:val="center"/>
-            </w:pPr>
-          </w:p>
-        </w:tc>
-        <w:tc>
-          <w:tcPr>
-            <w:tcW w:type="dxa" w:w="1662"/>
-          </w:tcPr>
-          <w:p>
-            <w:pPr>
-              <w:jc w:val="center"/>
-            </w:pPr>
-          </w:p>
-        </w:tc>
-        <w:tc>
-          <w:tcPr>
-            <w:tcW w:type="dxa" w:w="1662"/>
-          </w:tcPr>
-          <w:p>
-            <w:pPr>
-              <w:jc w:val="center"/>
-            </w:pPr>
-          </w:p>
-        </w:tc>
-        <w:tc>
-          <w:tcPr>
-            <w:tcW w:type="dxa" w:w="1662"/>
-          </w:tcPr>
-          <w:p>
-            <w:pPr>
-              <w:jc w:val="center"/>
-            </w:pPr>
-          </w:p>
-        </w:tc>
-        <w:tc>
-          <w:tcPr>
-            <w:tcW w:type="dxa" w:w="1662"/>
-          </w:tcPr>
-          <w:p>
-            <w:pPr>
-              <w:jc w:val="center"/>
-            </w:pPr>
-          </w:p>
-        </w:tc>
-        <w:tc>
-          <w:tcPr>
-            <w:tcW w:type="dxa" w:w="1662"/>
-          </w:tcPr>
-          <w:p>
-            <w:pPr>
-              <w:jc w:val="center"/>
-            </w:pPr>
-          </w:p>
-        </w:tc>
-      </w:tr>
-      <w:tr>
-        <w:tc>
-          <w:tcPr>
-            <w:tcW w:type="dxa" w:w="1662"/>
-          </w:tcPr>
-          <w:p>
-            <w:pPr>
-              <w:jc w:val="center"/>
-            </w:pPr>
-          </w:p>
-        </w:tc>
-        <w:tc>
-          <w:tcPr>
-            <w:tcW w:type="dxa" w:w="1662"/>
-          </w:tcPr>
-          <w:p>
-            <w:pPr>
-              <w:jc w:val="center"/>
-            </w:pPr>
-          </w:p>
-        </w:tc>
-        <w:tc>
-          <w:tcPr>
-            <w:tcW w:type="dxa" w:w="1662"/>
-          </w:tcPr>
-          <w:p>
-            <w:pPr>
-              <w:jc w:val="center"/>
-            </w:pPr>
-          </w:p>
-        </w:tc>
-        <w:tc>
-          <w:tcPr>
-            <w:tcW w:type="dxa" w:w="1662"/>
-          </w:tcPr>
-          <w:p>
-            <w:pPr>
-              <w:jc w:val="center"/>
-            </w:pPr>
-          </w:p>
-        </w:tc>
-        <w:tc>
-          <w:tcPr>
-            <w:tcW w:type="dxa" w:w="1662"/>
-          </w:tcPr>
-          <w:p>
-            <w:pPr>
-              <w:jc w:val="center"/>
-            </w:pPr>
-          </w:p>
-        </w:tc>
-        <w:tc>
-          <w:tcPr>
-            <w:tcW w:type="dxa" w:w="1662"/>
-          </w:tcPr>
-          <w:p>
-            <w:pPr>
-              <w:jc w:val="center"/>
-            </w:pPr>
-          </w:p>
-        </w:tc>
-      </w:tr>
-      <w:tr>
-        <w:tc>
-          <w:tcPr>
-            <w:tcW w:type="dxa" w:w="1662"/>
-          </w:tcPr>
-          <w:p>
-            <w:pPr>
-              <w:jc w:val="center"/>
-            </w:pPr>
-          </w:p>
-        </w:tc>
-        <w:tc>
-          <w:tcPr>
-            <w:tcW w:type="dxa" w:w="1662"/>
-          </w:tcPr>
-          <w:p>
-            <w:pPr>
-              <w:jc w:val="center"/>
-            </w:pPr>
-          </w:p>
-        </w:tc>
-        <w:tc>
-          <w:tcPr>
-            <w:tcW w:type="dxa" w:w="1662"/>
-          </w:tcPr>
-          <w:p>
-            <w:pPr>
-              <w:jc w:val="center"/>
-            </w:pPr>
-          </w:p>
-        </w:tc>
-        <w:tc>
-          <w:tcPr>
-            <w:tcW w:type="dxa" w:w="1662"/>
-          </w:tcPr>
-          <w:p>
-            <w:pPr>
-              <w:jc w:val="center"/>
-            </w:pPr>
-          </w:p>
-        </w:tc>
-        <w:tc>
-          <w:tcPr>
-            <w:tcW w:type="dxa" w:w="1662"/>
-          </w:tcPr>
-          <w:p>
-            <w:pPr>
-              <w:jc w:val="center"/>
-            </w:pPr>
-          </w:p>
-        </w:tc>
-        <w:tc>
-          <w:tcPr>
-            <w:tcW w:type="dxa" w:w="1662"/>
-          </w:tcPr>
-          <w:p>
-            <w:pPr>
-              <w:jc w:val="center"/>
-            </w:pPr>
-          </w:p>
-        </w:tc>
-      </w:tr>
-      <w:tr>
-        <w:tc>
-          <w:tcPr>
-            <w:tcW w:type="dxa" w:w="1662"/>
-          </w:tcPr>
-          <w:p>
-            <w:pPr>
-              <w:jc w:val="center"/>
-            </w:pPr>
-          </w:p>
-        </w:tc>
-        <w:tc>
-          <w:tcPr>
-            <w:tcW w:type="dxa" w:w="1662"/>
-          </w:tcPr>
-          <w:p>
-            <w:pPr>
-              <w:jc w:val="center"/>
-            </w:pPr>
-          </w:p>
-        </w:tc>
-        <w:tc>
-          <w:tcPr>
-            <w:tcW w:type="dxa" w:w="1662"/>
-          </w:tcPr>
-          <w:p>
-            <w:pPr>
-              <w:jc w:val="center"/>
-            </w:pPr>
-          </w:p>
-        </w:tc>
-        <w:tc>
-          <w:tcPr>
-            <w:tcW w:type="dxa" w:w="1662"/>
-          </w:tcPr>
-          <w:p>
-            <w:pPr>
-              <w:jc w:val="center"/>
-            </w:pPr>
-          </w:p>
-        </w:tc>
-        <w:tc>
-          <w:tcPr>
-            <w:tcW w:type="dxa" w:w="1662"/>
-          </w:tcPr>
-          <w:p>
-            <w:pPr>
-              <w:jc w:val="center"/>
-            </w:pPr>
-          </w:p>
-        </w:tc>
-        <w:tc>
-          <w:tcPr>
-            <w:tcW w:type="dxa" w:w="1662"/>
-          </w:tcPr>
-          <w:p>
-            <w:pPr>
-              <w:jc w:val="center"/>
-            </w:pPr>
-          </w:p>
-        </w:tc>
-      </w:tr>
-      <w:tr>
-        <w:tc>
-          <w:tcPr>
-            <w:tcW w:type="dxa" w:w="1662"/>
-          </w:tcPr>
-          <w:p>
-            <w:pPr>
-              <w:jc w:val="center"/>
-            </w:pPr>
-          </w:p>
-        </w:tc>
-        <w:tc>
-          <w:tcPr>
-            <w:tcW w:type="dxa" w:w="1662"/>
-          </w:tcPr>
-          <w:p>
-            <w:pPr>
-              <w:jc w:val="center"/>
-            </w:pPr>
-          </w:p>
-        </w:tc>
-        <w:tc>
-          <w:tcPr>
-            <w:tcW w:type="dxa" w:w="1662"/>
-          </w:tcPr>
-          <w:p>
-            <w:pPr>
-              <w:jc w:val="center"/>
-            </w:pPr>
-          </w:p>
-        </w:tc>
-        <w:tc>
-          <w:tcPr>
-            <w:tcW w:type="dxa" w:w="1662"/>
-          </w:tcPr>
-          <w:p>
-            <w:pPr>
-              <w:jc w:val="center"/>
-            </w:pPr>
-          </w:p>
-        </w:tc>
-        <w:tc>
-          <w:tcPr>
-            <w:tcW w:type="dxa" w:w="1662"/>
-          </w:tcPr>
-          <w:p>
-            <w:pPr>
-              <w:jc w:val="center"/>
-            </w:pPr>
-          </w:p>
-        </w:tc>
-        <w:tc>
-          <w:tcPr>
-            <w:tcW w:type="dxa" w:w="1662"/>
-          </w:tcPr>
-          <w:p>
-            <w:pPr>
-              <w:jc w:val="center"/>
-            </w:pPr>
-          </w:p>
-        </w:tc>
-      </w:tr>
-      <w:tr>
-        <w:tc>
-          <w:tcPr>
-            <w:tcW w:type="dxa" w:w="1662"/>
-          </w:tcPr>
-          <w:p>
-            <w:pPr>
-              <w:jc w:val="center"/>
-            </w:pPr>
-          </w:p>
-        </w:tc>
-        <w:tc>
-          <w:tcPr>
-            <w:tcW w:type="dxa" w:w="1662"/>
-          </w:tcPr>
-          <w:p>
-            <w:pPr>
-              <w:jc w:val="center"/>
-            </w:pPr>
-          </w:p>
-        </w:tc>
-        <w:tc>
-          <w:tcPr>
-            <w:tcW w:type="dxa" w:w="1662"/>
-          </w:tcPr>
-          <w:p>
-            <w:pPr>
-              <w:jc w:val="center"/>
-            </w:pPr>
-          </w:p>
-        </w:tc>
-        <w:tc>
-          <w:tcPr>
-            <w:tcW w:type="dxa" w:w="1662"/>
-          </w:tcPr>
-          <w:p>
-            <w:pPr>
-              <w:jc w:val="center"/>
-            </w:pPr>
-          </w:p>
-        </w:tc>
-        <w:tc>
-          <w:tcPr>
-            <w:tcW w:type="dxa" w:w="1662"/>
-          </w:tcPr>
-          <w:p>
-            <w:pPr>
-              <w:jc w:val="center"/>
-            </w:pPr>
-          </w:p>
-        </w:tc>
-        <w:tc>
-          <w:tcPr>
-            <w:tcW w:type="dxa" w:w="1662"/>
-          </w:tcPr>
-          <w:p>
-            <w:pPr>
-              <w:jc w:val="center"/>
-            </w:pPr>
+            <w:r>
+              <w:rPr>
+                <w:sz w:val="17"/>
+              </w:rPr>
+              <w:t>عدد تلاميذ المؤسسة: . . . . . . .</w:t>
+            </w:r>
           </w:p>
         </w:tc>
       </w:tr>
@@ -730,10 +932,16 @@
       <w:r>
         <w:rPr>
           <w:b/>
-          <w:color w:val="2D6A4F"/>
-          <w:sz w:val="22"/>
+          <w:sz w:val="20"/>
         </w:rPr>
-        <w:t>◆  ثانياً: مؤشرات الأثر على مستوى المؤسسة</w:t>
+        <w:t>.3 أثر الأندية على بعض مؤشرات الارتقاء بالمؤسسة وتحسين نتائج التعلم</w:t>
+      </w:r>
+      <w:r>
+        <w:rPr>
+          <w:color w:val="555555"/>
+          <w:sz w:val="17"/>
+        </w:rPr>
+        <w:t xml:space="preserve">  (توضع علامة × في الخانة المناسبة)</w:t>
       </w:r>
     </w:p>
     <w:tbl>
@@ -744,15 +952,23 @@
         <w:tblLook w:firstColumn="1" w:firstRow="1" w:lastColumn="0" w:lastRow="0" w:noHBand="0" w:noVBand="1" w:val="04A0"/>
       </w:tblPr>
       <w:tblGrid>
-        <w:gridCol w:w="3324"/>
-        <w:gridCol w:w="3324"/>
-        <w:gridCol w:w="3324"/>
+        <w:gridCol w:w="1994"/>
+        <w:gridCol w:w="1994"/>
+        <w:gridCol w:w="1994"/>
+        <w:gridCol w:w="1994"/>
+        <w:gridCol w:w="1994"/>
       </w:tblGrid>
       <w:tr>
         <w:tc>
           <w:tcPr>
-            <w:tcW w:type="dxa" w:w="3324"/>
+            <w:tcW w:type="dxa" w:w="1994"/>
             <w:shd w:val="clear" w:color="auto" w:fill="e8e8e8"/>
+            <w:tcBorders>
+              <w:top w:val="single" w:sz="4" w:space="0" w:color="555555"/>
+              <w:left w:val="single" w:sz="4" w:space="0" w:color="555555"/>
+              <w:bottom w:val="single" w:sz="4" w:space="0" w:color="555555"/>
+              <w:right w:val="single" w:sz="4" w:space="0" w:color="555555"/>
+            </w:tcBorders>
           </w:tcPr>
           <w:p>
             <w:pPr>
@@ -762,16 +978,22 @@
             <w:r>
               <w:rPr>
                 <w:b/>
-                <w:sz w:val="20"/>
+                <w:sz w:val="18"/>
               </w:rPr>
-              <w:t>المؤشر</w:t>
+              <w:t>الأثر في</w:t>
             </w:r>
           </w:p>
         </w:tc>
         <w:tc>
           <w:tcPr>
-            <w:tcW w:type="dxa" w:w="3324"/>
+            <w:tcW w:type="dxa" w:w="1994"/>
             <w:shd w:val="clear" w:color="auto" w:fill="e8e8e8"/>
+            <w:tcBorders>
+              <w:top w:val="single" w:sz="4" w:space="0" w:color="555555"/>
+              <w:left w:val="single" w:sz="4" w:space="0" w:color="555555"/>
+              <w:bottom w:val="single" w:sz="4" w:space="0" w:color="555555"/>
+              <w:right w:val="single" w:sz="4" w:space="0" w:color="555555"/>
+            </w:tcBorders>
           </w:tcPr>
           <w:p>
             <w:pPr>
@@ -781,16 +1003,22 @@
             <w:r>
               <w:rPr>
                 <w:b/>
-                <w:sz w:val="20"/>
+                <w:sz w:val="18"/>
               </w:rPr>
-              <w:t>القيمة / النسبة</w:t>
+              <w:t>جيد</w:t>
             </w:r>
           </w:p>
         </w:tc>
         <w:tc>
           <w:tcPr>
-            <w:tcW w:type="dxa" w:w="3324"/>
+            <w:tcW w:type="dxa" w:w="1994"/>
             <w:shd w:val="clear" w:color="auto" w:fill="e8e8e8"/>
+            <w:tcBorders>
+              <w:top w:val="single" w:sz="4" w:space="0" w:color="555555"/>
+              <w:left w:val="single" w:sz="4" w:space="0" w:color="555555"/>
+              <w:bottom w:val="single" w:sz="4" w:space="0" w:color="555555"/>
+              <w:right w:val="single" w:sz="4" w:space="0" w:color="555555"/>
+            </w:tcBorders>
           </w:tcPr>
           <w:p>
             <w:pPr>
@@ -800,303 +1028,766 @@
             <w:r>
               <w:rPr>
                 <w:b/>
-                <w:sz w:val="20"/>
+                <w:sz w:val="18"/>
               </w:rPr>
-              <w:t>الملاحظات</w:t>
+              <w:t>مستحسن</w:t>
+            </w:r>
+          </w:p>
+        </w:tc>
+        <w:tc>
+          <w:tcPr>
+            <w:tcW w:type="dxa" w:w="1994"/>
+            <w:shd w:val="clear" w:color="auto" w:fill="e8e8e8"/>
+            <w:tcBorders>
+              <w:top w:val="single" w:sz="4" w:space="0" w:color="555555"/>
+              <w:left w:val="single" w:sz="4" w:space="0" w:color="555555"/>
+              <w:bottom w:val="single" w:sz="4" w:space="0" w:color="555555"/>
+              <w:right w:val="single" w:sz="4" w:space="0" w:color="555555"/>
+            </w:tcBorders>
+          </w:tcPr>
+          <w:p>
+            <w:pPr>
+              <w:jc w:val="center"/>
+              <w:bidi/>
+            </w:pPr>
+            <w:r>
+              <w:rPr>
+                <w:b/>
+                <w:sz w:val="18"/>
+              </w:rPr>
+              <w:t>متوسط</w:t>
+            </w:r>
+          </w:p>
+        </w:tc>
+        <w:tc>
+          <w:tcPr>
+            <w:tcW w:type="dxa" w:w="1994"/>
+            <w:shd w:val="clear" w:color="auto" w:fill="e8e8e8"/>
+            <w:tcBorders>
+              <w:top w:val="single" w:sz="4" w:space="0" w:color="555555"/>
+              <w:left w:val="single" w:sz="4" w:space="0" w:color="555555"/>
+              <w:bottom w:val="single" w:sz="4" w:space="0" w:color="555555"/>
+              <w:right w:val="single" w:sz="4" w:space="0" w:color="555555"/>
+            </w:tcBorders>
+          </w:tcPr>
+          <w:p>
+            <w:pPr>
+              <w:jc w:val="center"/>
+              <w:bidi/>
+            </w:pPr>
+            <w:r>
+              <w:rPr>
+                <w:b/>
+                <w:sz w:val="18"/>
+              </w:rPr>
+              <w:t>ضعيف</w:t>
             </w:r>
           </w:p>
         </w:tc>
       </w:tr>
       <w:tr>
+        <w:trPr>
+          <w:trHeight w:val="425"/>
+        </w:trPr>
         <w:tc>
           <w:tcPr>
-            <w:tcW w:type="dxa" w:w="3324"/>
+            <w:tcW w:type="dxa" w:w="1994"/>
+            <w:shd w:val="clear" w:color="auto" w:fill="f3f3f3"/>
+            <w:tcBorders>
+              <w:top w:val="single" w:sz="4" w:space="0" w:color="555555"/>
+              <w:left w:val="single" w:sz="4" w:space="0" w:color="555555"/>
+              <w:bottom w:val="single" w:sz="4" w:space="0" w:color="555555"/>
+              <w:right w:val="single" w:sz="4" w:space="0" w:color="555555"/>
+            </w:tcBorders>
           </w:tcPr>
           <w:p>
             <w:pPr>
-              <w:jc w:val="center"/>
+              <w:bidi/>
+              <w:jc w:val="right"/>
             </w:pPr>
+            <w:r>
+              <w:rPr>
+                <w:b/>
+                <w:sz w:val="16"/>
+              </w:rPr>
+              <w:t>تحسين نسبة النجاح</w:t>
+            </w:r>
           </w:p>
         </w:tc>
         <w:tc>
           <w:tcPr>
-            <w:tcW w:type="dxa" w:w="3324"/>
+            <w:tcW w:type="dxa" w:w="1994"/>
+            <w:tcBorders>
+              <w:top w:val="single" w:sz="4" w:space="0" w:color="555555"/>
+              <w:left w:val="single" w:sz="4" w:space="0" w:color="555555"/>
+              <w:bottom w:val="single" w:sz="4" w:space="0" w:color="555555"/>
+              <w:right w:val="single" w:sz="4" w:space="0" w:color="555555"/>
+            </w:tcBorders>
+          </w:tcPr>
+          <w:p/>
+        </w:tc>
+        <w:tc>
+          <w:tcPr>
+            <w:tcW w:type="dxa" w:w="1994"/>
+            <w:tcBorders>
+              <w:top w:val="single" w:sz="4" w:space="0" w:color="555555"/>
+              <w:left w:val="single" w:sz="4" w:space="0" w:color="555555"/>
+              <w:bottom w:val="single" w:sz="4" w:space="0" w:color="555555"/>
+              <w:right w:val="single" w:sz="4" w:space="0" w:color="555555"/>
+            </w:tcBorders>
+          </w:tcPr>
+          <w:p/>
+        </w:tc>
+        <w:tc>
+          <w:tcPr>
+            <w:tcW w:type="dxa" w:w="1994"/>
+            <w:tcBorders>
+              <w:top w:val="single" w:sz="4" w:space="0" w:color="555555"/>
+              <w:left w:val="single" w:sz="4" w:space="0" w:color="555555"/>
+              <w:bottom w:val="single" w:sz="4" w:space="0" w:color="555555"/>
+              <w:right w:val="single" w:sz="4" w:space="0" w:color="555555"/>
+            </w:tcBorders>
+          </w:tcPr>
+          <w:p/>
+        </w:tc>
+        <w:tc>
+          <w:tcPr>
+            <w:tcW w:type="dxa" w:w="1994"/>
+            <w:tcBorders>
+              <w:top w:val="single" w:sz="4" w:space="0" w:color="555555"/>
+              <w:left w:val="single" w:sz="4" w:space="0" w:color="555555"/>
+              <w:bottom w:val="single" w:sz="4" w:space="0" w:color="555555"/>
+              <w:right w:val="single" w:sz="4" w:space="0" w:color="555555"/>
+            </w:tcBorders>
+          </w:tcPr>
+          <w:p/>
+        </w:tc>
+      </w:tr>
+      <w:tr>
+        <w:trPr>
+          <w:trHeight w:val="425"/>
+        </w:trPr>
+        <w:tc>
+          <w:tcPr>
+            <w:tcW w:type="dxa" w:w="1994"/>
+            <w:shd w:val="clear" w:color="auto" w:fill="f3f3f3"/>
+            <w:tcBorders>
+              <w:top w:val="single" w:sz="4" w:space="0" w:color="555555"/>
+              <w:left w:val="single" w:sz="4" w:space="0" w:color="555555"/>
+              <w:bottom w:val="single" w:sz="4" w:space="0" w:color="555555"/>
+              <w:right w:val="single" w:sz="4" w:space="0" w:color="555555"/>
+            </w:tcBorders>
           </w:tcPr>
           <w:p>
             <w:pPr>
-              <w:jc w:val="center"/>
+              <w:bidi/>
+              <w:jc w:val="right"/>
             </w:pPr>
+            <w:r>
+              <w:rPr>
+                <w:b/>
+                <w:sz w:val="16"/>
+              </w:rPr>
+              <w:t>تقليل نسبة الهدر المدرسي</w:t>
+            </w:r>
           </w:p>
         </w:tc>
         <w:tc>
           <w:tcPr>
-            <w:tcW w:type="dxa" w:w="3324"/>
+            <w:tcW w:type="dxa" w:w="1994"/>
+            <w:tcBorders>
+              <w:top w:val="single" w:sz="4" w:space="0" w:color="555555"/>
+              <w:left w:val="single" w:sz="4" w:space="0" w:color="555555"/>
+              <w:bottom w:val="single" w:sz="4" w:space="0" w:color="555555"/>
+              <w:right w:val="single" w:sz="4" w:space="0" w:color="555555"/>
+            </w:tcBorders>
+          </w:tcPr>
+          <w:p/>
+        </w:tc>
+        <w:tc>
+          <w:tcPr>
+            <w:tcW w:type="dxa" w:w="1994"/>
+            <w:tcBorders>
+              <w:top w:val="single" w:sz="4" w:space="0" w:color="555555"/>
+              <w:left w:val="single" w:sz="4" w:space="0" w:color="555555"/>
+              <w:bottom w:val="single" w:sz="4" w:space="0" w:color="555555"/>
+              <w:right w:val="single" w:sz="4" w:space="0" w:color="555555"/>
+            </w:tcBorders>
+          </w:tcPr>
+          <w:p/>
+        </w:tc>
+        <w:tc>
+          <w:tcPr>
+            <w:tcW w:type="dxa" w:w="1994"/>
+            <w:tcBorders>
+              <w:top w:val="single" w:sz="4" w:space="0" w:color="555555"/>
+              <w:left w:val="single" w:sz="4" w:space="0" w:color="555555"/>
+              <w:bottom w:val="single" w:sz="4" w:space="0" w:color="555555"/>
+              <w:right w:val="single" w:sz="4" w:space="0" w:color="555555"/>
+            </w:tcBorders>
+          </w:tcPr>
+          <w:p/>
+        </w:tc>
+        <w:tc>
+          <w:tcPr>
+            <w:tcW w:type="dxa" w:w="1994"/>
+            <w:tcBorders>
+              <w:top w:val="single" w:sz="4" w:space="0" w:color="555555"/>
+              <w:left w:val="single" w:sz="4" w:space="0" w:color="555555"/>
+              <w:bottom w:val="single" w:sz="4" w:space="0" w:color="555555"/>
+              <w:right w:val="single" w:sz="4" w:space="0" w:color="555555"/>
+            </w:tcBorders>
+          </w:tcPr>
+          <w:p/>
+        </w:tc>
+      </w:tr>
+      <w:tr>
+        <w:trPr>
+          <w:trHeight w:val="425"/>
+        </w:trPr>
+        <w:tc>
+          <w:tcPr>
+            <w:tcW w:type="dxa" w:w="1994"/>
+            <w:shd w:val="clear" w:color="auto" w:fill="f3f3f3"/>
+            <w:tcBorders>
+              <w:top w:val="single" w:sz="4" w:space="0" w:color="555555"/>
+              <w:left w:val="single" w:sz="4" w:space="0" w:color="555555"/>
+              <w:bottom w:val="single" w:sz="4" w:space="0" w:color="555555"/>
+              <w:right w:val="single" w:sz="4" w:space="0" w:color="555555"/>
+            </w:tcBorders>
           </w:tcPr>
           <w:p>
             <w:pPr>
-              <w:jc w:val="center"/>
+              <w:bidi/>
+              <w:jc w:val="right"/>
             </w:pPr>
-          </w:p>
-        </w:tc>
-      </w:tr>
-      <w:tr>
-        <w:tc>
-          <w:tcPr>
-            <w:tcW w:type="dxa" w:w="3324"/>
-          </w:tcPr>
-          <w:p>
-            <w:pPr>
-              <w:jc w:val="center"/>
-            </w:pPr>
+            <w:r>
+              <w:rPr>
+                <w:b/>
+                <w:sz w:val="16"/>
+              </w:rPr>
+              <w:t>تزايد مظاهر تحمل المسؤولية والممارسة الديمقراطية</w:t>
+            </w:r>
           </w:p>
         </w:tc>
         <w:tc>
           <w:tcPr>
-            <w:tcW w:type="dxa" w:w="3324"/>
+            <w:tcW w:type="dxa" w:w="1994"/>
+            <w:tcBorders>
+              <w:top w:val="single" w:sz="4" w:space="0" w:color="555555"/>
+              <w:left w:val="single" w:sz="4" w:space="0" w:color="555555"/>
+              <w:bottom w:val="single" w:sz="4" w:space="0" w:color="555555"/>
+              <w:right w:val="single" w:sz="4" w:space="0" w:color="555555"/>
+            </w:tcBorders>
+          </w:tcPr>
+          <w:p/>
+        </w:tc>
+        <w:tc>
+          <w:tcPr>
+            <w:tcW w:type="dxa" w:w="1994"/>
+            <w:tcBorders>
+              <w:top w:val="single" w:sz="4" w:space="0" w:color="555555"/>
+              <w:left w:val="single" w:sz="4" w:space="0" w:color="555555"/>
+              <w:bottom w:val="single" w:sz="4" w:space="0" w:color="555555"/>
+              <w:right w:val="single" w:sz="4" w:space="0" w:color="555555"/>
+            </w:tcBorders>
+          </w:tcPr>
+          <w:p/>
+        </w:tc>
+        <w:tc>
+          <w:tcPr>
+            <w:tcW w:type="dxa" w:w="1994"/>
+            <w:tcBorders>
+              <w:top w:val="single" w:sz="4" w:space="0" w:color="555555"/>
+              <w:left w:val="single" w:sz="4" w:space="0" w:color="555555"/>
+              <w:bottom w:val="single" w:sz="4" w:space="0" w:color="555555"/>
+              <w:right w:val="single" w:sz="4" w:space="0" w:color="555555"/>
+            </w:tcBorders>
+          </w:tcPr>
+          <w:p/>
+        </w:tc>
+        <w:tc>
+          <w:tcPr>
+            <w:tcW w:type="dxa" w:w="1994"/>
+            <w:tcBorders>
+              <w:top w:val="single" w:sz="4" w:space="0" w:color="555555"/>
+              <w:left w:val="single" w:sz="4" w:space="0" w:color="555555"/>
+              <w:bottom w:val="single" w:sz="4" w:space="0" w:color="555555"/>
+              <w:right w:val="single" w:sz="4" w:space="0" w:color="555555"/>
+            </w:tcBorders>
+          </w:tcPr>
+          <w:p/>
+        </w:tc>
+      </w:tr>
+      <w:tr>
+        <w:trPr>
+          <w:trHeight w:val="425"/>
+        </w:trPr>
+        <w:tc>
+          <w:tcPr>
+            <w:tcW w:type="dxa" w:w="1994"/>
+            <w:shd w:val="clear" w:color="auto" w:fill="f3f3f3"/>
+            <w:tcBorders>
+              <w:top w:val="single" w:sz="4" w:space="0" w:color="555555"/>
+              <w:left w:val="single" w:sz="4" w:space="0" w:color="555555"/>
+              <w:bottom w:val="single" w:sz="4" w:space="0" w:color="555555"/>
+              <w:right w:val="single" w:sz="4" w:space="0" w:color="555555"/>
+            </w:tcBorders>
           </w:tcPr>
           <w:p>
             <w:pPr>
-              <w:jc w:val="center"/>
+              <w:bidi/>
+              <w:jc w:val="right"/>
             </w:pPr>
+            <w:r>
+              <w:rPr>
+                <w:b/>
+                <w:sz w:val="16"/>
+              </w:rPr>
+              <w:t>تزايد مظاهر المبادرة الفردية والعمل الجماعي</w:t>
+            </w:r>
           </w:p>
         </w:tc>
         <w:tc>
           <w:tcPr>
-            <w:tcW w:type="dxa" w:w="3324"/>
+            <w:tcW w:type="dxa" w:w="1994"/>
+            <w:tcBorders>
+              <w:top w:val="single" w:sz="4" w:space="0" w:color="555555"/>
+              <w:left w:val="single" w:sz="4" w:space="0" w:color="555555"/>
+              <w:bottom w:val="single" w:sz="4" w:space="0" w:color="555555"/>
+              <w:right w:val="single" w:sz="4" w:space="0" w:color="555555"/>
+            </w:tcBorders>
+          </w:tcPr>
+          <w:p/>
+        </w:tc>
+        <w:tc>
+          <w:tcPr>
+            <w:tcW w:type="dxa" w:w="1994"/>
+            <w:tcBorders>
+              <w:top w:val="single" w:sz="4" w:space="0" w:color="555555"/>
+              <w:left w:val="single" w:sz="4" w:space="0" w:color="555555"/>
+              <w:bottom w:val="single" w:sz="4" w:space="0" w:color="555555"/>
+              <w:right w:val="single" w:sz="4" w:space="0" w:color="555555"/>
+            </w:tcBorders>
+          </w:tcPr>
+          <w:p/>
+        </w:tc>
+        <w:tc>
+          <w:tcPr>
+            <w:tcW w:type="dxa" w:w="1994"/>
+            <w:tcBorders>
+              <w:top w:val="single" w:sz="4" w:space="0" w:color="555555"/>
+              <w:left w:val="single" w:sz="4" w:space="0" w:color="555555"/>
+              <w:bottom w:val="single" w:sz="4" w:space="0" w:color="555555"/>
+              <w:right w:val="single" w:sz="4" w:space="0" w:color="555555"/>
+            </w:tcBorders>
+          </w:tcPr>
+          <w:p/>
+        </w:tc>
+        <w:tc>
+          <w:tcPr>
+            <w:tcW w:type="dxa" w:w="1994"/>
+            <w:tcBorders>
+              <w:top w:val="single" w:sz="4" w:space="0" w:color="555555"/>
+              <w:left w:val="single" w:sz="4" w:space="0" w:color="555555"/>
+              <w:bottom w:val="single" w:sz="4" w:space="0" w:color="555555"/>
+              <w:right w:val="single" w:sz="4" w:space="0" w:color="555555"/>
+            </w:tcBorders>
+          </w:tcPr>
+          <w:p/>
+        </w:tc>
+      </w:tr>
+      <w:tr>
+        <w:trPr>
+          <w:trHeight w:val="425"/>
+        </w:trPr>
+        <w:tc>
+          <w:tcPr>
+            <w:tcW w:type="dxa" w:w="1994"/>
+            <w:shd w:val="clear" w:color="auto" w:fill="f3f3f3"/>
+            <w:tcBorders>
+              <w:top w:val="single" w:sz="4" w:space="0" w:color="555555"/>
+              <w:left w:val="single" w:sz="4" w:space="0" w:color="555555"/>
+              <w:bottom w:val="single" w:sz="4" w:space="0" w:color="555555"/>
+              <w:right w:val="single" w:sz="4" w:space="0" w:color="555555"/>
+            </w:tcBorders>
           </w:tcPr>
           <w:p>
             <w:pPr>
-              <w:jc w:val="center"/>
+              <w:bidi/>
+              <w:jc w:val="right"/>
             </w:pPr>
-          </w:p>
-        </w:tc>
-      </w:tr>
-      <w:tr>
-        <w:tc>
-          <w:tcPr>
-            <w:tcW w:type="dxa" w:w="3324"/>
-          </w:tcPr>
-          <w:p>
-            <w:pPr>
-              <w:jc w:val="center"/>
-            </w:pPr>
+            <w:r>
+              <w:rPr>
+                <w:b/>
+                <w:sz w:val="16"/>
+              </w:rPr>
+              <w:t>تزايد مظاهر التعاون والتشارك بين التلاميذ</w:t>
+            </w:r>
           </w:p>
         </w:tc>
         <w:tc>
           <w:tcPr>
-            <w:tcW w:type="dxa" w:w="3324"/>
+            <w:tcW w:type="dxa" w:w="1994"/>
+            <w:tcBorders>
+              <w:top w:val="single" w:sz="4" w:space="0" w:color="555555"/>
+              <w:left w:val="single" w:sz="4" w:space="0" w:color="555555"/>
+              <w:bottom w:val="single" w:sz="4" w:space="0" w:color="555555"/>
+              <w:right w:val="single" w:sz="4" w:space="0" w:color="555555"/>
+            </w:tcBorders>
+          </w:tcPr>
+          <w:p/>
+        </w:tc>
+        <w:tc>
+          <w:tcPr>
+            <w:tcW w:type="dxa" w:w="1994"/>
+            <w:tcBorders>
+              <w:top w:val="single" w:sz="4" w:space="0" w:color="555555"/>
+              <w:left w:val="single" w:sz="4" w:space="0" w:color="555555"/>
+              <w:bottom w:val="single" w:sz="4" w:space="0" w:color="555555"/>
+              <w:right w:val="single" w:sz="4" w:space="0" w:color="555555"/>
+            </w:tcBorders>
+          </w:tcPr>
+          <w:p/>
+        </w:tc>
+        <w:tc>
+          <w:tcPr>
+            <w:tcW w:type="dxa" w:w="1994"/>
+            <w:tcBorders>
+              <w:top w:val="single" w:sz="4" w:space="0" w:color="555555"/>
+              <w:left w:val="single" w:sz="4" w:space="0" w:color="555555"/>
+              <w:bottom w:val="single" w:sz="4" w:space="0" w:color="555555"/>
+              <w:right w:val="single" w:sz="4" w:space="0" w:color="555555"/>
+            </w:tcBorders>
+          </w:tcPr>
+          <w:p/>
+        </w:tc>
+        <w:tc>
+          <w:tcPr>
+            <w:tcW w:type="dxa" w:w="1994"/>
+            <w:tcBorders>
+              <w:top w:val="single" w:sz="4" w:space="0" w:color="555555"/>
+              <w:left w:val="single" w:sz="4" w:space="0" w:color="555555"/>
+              <w:bottom w:val="single" w:sz="4" w:space="0" w:color="555555"/>
+              <w:right w:val="single" w:sz="4" w:space="0" w:color="555555"/>
+            </w:tcBorders>
+          </w:tcPr>
+          <w:p/>
+        </w:tc>
+      </w:tr>
+      <w:tr>
+        <w:trPr>
+          <w:trHeight w:val="425"/>
+        </w:trPr>
+        <w:tc>
+          <w:tcPr>
+            <w:tcW w:type="dxa" w:w="1994"/>
+            <w:shd w:val="clear" w:color="auto" w:fill="f3f3f3"/>
+            <w:tcBorders>
+              <w:top w:val="single" w:sz="4" w:space="0" w:color="555555"/>
+              <w:left w:val="single" w:sz="4" w:space="0" w:color="555555"/>
+              <w:bottom w:val="single" w:sz="4" w:space="0" w:color="555555"/>
+              <w:right w:val="single" w:sz="4" w:space="0" w:color="555555"/>
+            </w:tcBorders>
           </w:tcPr>
           <w:p>
             <w:pPr>
-              <w:jc w:val="center"/>
+              <w:bidi/>
+              <w:jc w:val="right"/>
             </w:pPr>
+            <w:r>
+              <w:rPr>
+                <w:b/>
+                <w:sz w:val="16"/>
+              </w:rPr>
+              <w:t>التربية على إبداء الرأي واحترام رأي الآخر</w:t>
+            </w:r>
           </w:p>
         </w:tc>
         <w:tc>
           <w:tcPr>
-            <w:tcW w:type="dxa" w:w="3324"/>
+            <w:tcW w:type="dxa" w:w="1994"/>
+            <w:tcBorders>
+              <w:top w:val="single" w:sz="4" w:space="0" w:color="555555"/>
+              <w:left w:val="single" w:sz="4" w:space="0" w:color="555555"/>
+              <w:bottom w:val="single" w:sz="4" w:space="0" w:color="555555"/>
+              <w:right w:val="single" w:sz="4" w:space="0" w:color="555555"/>
+            </w:tcBorders>
+          </w:tcPr>
+          <w:p/>
+        </w:tc>
+        <w:tc>
+          <w:tcPr>
+            <w:tcW w:type="dxa" w:w="1994"/>
+            <w:tcBorders>
+              <w:top w:val="single" w:sz="4" w:space="0" w:color="555555"/>
+              <w:left w:val="single" w:sz="4" w:space="0" w:color="555555"/>
+              <w:bottom w:val="single" w:sz="4" w:space="0" w:color="555555"/>
+              <w:right w:val="single" w:sz="4" w:space="0" w:color="555555"/>
+            </w:tcBorders>
+          </w:tcPr>
+          <w:p/>
+        </w:tc>
+        <w:tc>
+          <w:tcPr>
+            <w:tcW w:type="dxa" w:w="1994"/>
+            <w:tcBorders>
+              <w:top w:val="single" w:sz="4" w:space="0" w:color="555555"/>
+              <w:left w:val="single" w:sz="4" w:space="0" w:color="555555"/>
+              <w:bottom w:val="single" w:sz="4" w:space="0" w:color="555555"/>
+              <w:right w:val="single" w:sz="4" w:space="0" w:color="555555"/>
+            </w:tcBorders>
+          </w:tcPr>
+          <w:p/>
+        </w:tc>
+        <w:tc>
+          <w:tcPr>
+            <w:tcW w:type="dxa" w:w="1994"/>
+            <w:tcBorders>
+              <w:top w:val="single" w:sz="4" w:space="0" w:color="555555"/>
+              <w:left w:val="single" w:sz="4" w:space="0" w:color="555555"/>
+              <w:bottom w:val="single" w:sz="4" w:space="0" w:color="555555"/>
+              <w:right w:val="single" w:sz="4" w:space="0" w:color="555555"/>
+            </w:tcBorders>
+          </w:tcPr>
+          <w:p/>
+        </w:tc>
+      </w:tr>
+      <w:tr>
+        <w:trPr>
+          <w:trHeight w:val="425"/>
+        </w:trPr>
+        <w:tc>
+          <w:tcPr>
+            <w:tcW w:type="dxa" w:w="1994"/>
+            <w:shd w:val="clear" w:color="auto" w:fill="f3f3f3"/>
+            <w:tcBorders>
+              <w:top w:val="single" w:sz="4" w:space="0" w:color="555555"/>
+              <w:left w:val="single" w:sz="4" w:space="0" w:color="555555"/>
+              <w:bottom w:val="single" w:sz="4" w:space="0" w:color="555555"/>
+              <w:right w:val="single" w:sz="4" w:space="0" w:color="555555"/>
+            </w:tcBorders>
           </w:tcPr>
           <w:p>
             <w:pPr>
-              <w:jc w:val="center"/>
+              <w:bidi/>
+              <w:jc w:val="right"/>
             </w:pPr>
-          </w:p>
-        </w:tc>
-      </w:tr>
-      <w:tr>
-        <w:tc>
-          <w:tcPr>
-            <w:tcW w:type="dxa" w:w="3324"/>
-          </w:tcPr>
-          <w:p>
-            <w:pPr>
-              <w:jc w:val="center"/>
-            </w:pPr>
+            <w:r>
+              <w:rPr>
+                <w:b/>
+                <w:sz w:val="16"/>
+              </w:rPr>
+              <w:t>بروز حالات دالة على تنمية مواهب التلاميذ</w:t>
+            </w:r>
           </w:p>
         </w:tc>
         <w:tc>
           <w:tcPr>
-            <w:tcW w:type="dxa" w:w="3324"/>
+            <w:tcW w:type="dxa" w:w="1994"/>
+            <w:tcBorders>
+              <w:top w:val="single" w:sz="4" w:space="0" w:color="555555"/>
+              <w:left w:val="single" w:sz="4" w:space="0" w:color="555555"/>
+              <w:bottom w:val="single" w:sz="4" w:space="0" w:color="555555"/>
+              <w:right w:val="single" w:sz="4" w:space="0" w:color="555555"/>
+            </w:tcBorders>
+          </w:tcPr>
+          <w:p/>
+        </w:tc>
+        <w:tc>
+          <w:tcPr>
+            <w:tcW w:type="dxa" w:w="1994"/>
+            <w:tcBorders>
+              <w:top w:val="single" w:sz="4" w:space="0" w:color="555555"/>
+              <w:left w:val="single" w:sz="4" w:space="0" w:color="555555"/>
+              <w:bottom w:val="single" w:sz="4" w:space="0" w:color="555555"/>
+              <w:right w:val="single" w:sz="4" w:space="0" w:color="555555"/>
+            </w:tcBorders>
+          </w:tcPr>
+          <w:p/>
+        </w:tc>
+        <w:tc>
+          <w:tcPr>
+            <w:tcW w:type="dxa" w:w="1994"/>
+            <w:tcBorders>
+              <w:top w:val="single" w:sz="4" w:space="0" w:color="555555"/>
+              <w:left w:val="single" w:sz="4" w:space="0" w:color="555555"/>
+              <w:bottom w:val="single" w:sz="4" w:space="0" w:color="555555"/>
+              <w:right w:val="single" w:sz="4" w:space="0" w:color="555555"/>
+            </w:tcBorders>
+          </w:tcPr>
+          <w:p/>
+        </w:tc>
+        <w:tc>
+          <w:tcPr>
+            <w:tcW w:type="dxa" w:w="1994"/>
+            <w:tcBorders>
+              <w:top w:val="single" w:sz="4" w:space="0" w:color="555555"/>
+              <w:left w:val="single" w:sz="4" w:space="0" w:color="555555"/>
+              <w:bottom w:val="single" w:sz="4" w:space="0" w:color="555555"/>
+              <w:right w:val="single" w:sz="4" w:space="0" w:color="555555"/>
+            </w:tcBorders>
+          </w:tcPr>
+          <w:p/>
+        </w:tc>
+      </w:tr>
+      <w:tr>
+        <w:trPr>
+          <w:trHeight w:val="425"/>
+        </w:trPr>
+        <w:tc>
+          <w:tcPr>
+            <w:tcW w:type="dxa" w:w="1994"/>
+            <w:shd w:val="clear" w:color="auto" w:fill="f3f3f3"/>
+            <w:tcBorders>
+              <w:top w:val="single" w:sz="4" w:space="0" w:color="555555"/>
+              <w:left w:val="single" w:sz="4" w:space="0" w:color="555555"/>
+              <w:bottom w:val="single" w:sz="4" w:space="0" w:color="555555"/>
+              <w:right w:val="single" w:sz="4" w:space="0" w:color="555555"/>
+            </w:tcBorders>
           </w:tcPr>
           <w:p>
             <w:pPr>
-              <w:jc w:val="center"/>
+              <w:bidi/>
+              <w:jc w:val="right"/>
             </w:pPr>
+            <w:r>
+              <w:rPr>
+                <w:b/>
+                <w:sz w:val="16"/>
+              </w:rPr>
+              <w:t>تقلص ظواهر الانحراف وتنمية السلوكات الإيجابية</w:t>
+            </w:r>
           </w:p>
         </w:tc>
         <w:tc>
           <w:tcPr>
-            <w:tcW w:type="dxa" w:w="3324"/>
+            <w:tcW w:type="dxa" w:w="1994"/>
+            <w:tcBorders>
+              <w:top w:val="single" w:sz="4" w:space="0" w:color="555555"/>
+              <w:left w:val="single" w:sz="4" w:space="0" w:color="555555"/>
+              <w:bottom w:val="single" w:sz="4" w:space="0" w:color="555555"/>
+              <w:right w:val="single" w:sz="4" w:space="0" w:color="555555"/>
+            </w:tcBorders>
+          </w:tcPr>
+          <w:p/>
+        </w:tc>
+        <w:tc>
+          <w:tcPr>
+            <w:tcW w:type="dxa" w:w="1994"/>
+            <w:tcBorders>
+              <w:top w:val="single" w:sz="4" w:space="0" w:color="555555"/>
+              <w:left w:val="single" w:sz="4" w:space="0" w:color="555555"/>
+              <w:bottom w:val="single" w:sz="4" w:space="0" w:color="555555"/>
+              <w:right w:val="single" w:sz="4" w:space="0" w:color="555555"/>
+            </w:tcBorders>
+          </w:tcPr>
+          <w:p/>
+        </w:tc>
+        <w:tc>
+          <w:tcPr>
+            <w:tcW w:type="dxa" w:w="1994"/>
+            <w:tcBorders>
+              <w:top w:val="single" w:sz="4" w:space="0" w:color="555555"/>
+              <w:left w:val="single" w:sz="4" w:space="0" w:color="555555"/>
+              <w:bottom w:val="single" w:sz="4" w:space="0" w:color="555555"/>
+              <w:right w:val="single" w:sz="4" w:space="0" w:color="555555"/>
+            </w:tcBorders>
+          </w:tcPr>
+          <w:p/>
+        </w:tc>
+        <w:tc>
+          <w:tcPr>
+            <w:tcW w:type="dxa" w:w="1994"/>
+            <w:tcBorders>
+              <w:top w:val="single" w:sz="4" w:space="0" w:color="555555"/>
+              <w:left w:val="single" w:sz="4" w:space="0" w:color="555555"/>
+              <w:bottom w:val="single" w:sz="4" w:space="0" w:color="555555"/>
+              <w:right w:val="single" w:sz="4" w:space="0" w:color="555555"/>
+            </w:tcBorders>
+          </w:tcPr>
+          <w:p/>
+        </w:tc>
+      </w:tr>
+      <w:tr>
+        <w:trPr>
+          <w:trHeight w:val="425"/>
+        </w:trPr>
+        <w:tc>
+          <w:tcPr>
+            <w:tcW w:type="dxa" w:w="1994"/>
+            <w:shd w:val="clear" w:color="auto" w:fill="f3f3f3"/>
+            <w:tcBorders>
+              <w:top w:val="single" w:sz="4" w:space="0" w:color="555555"/>
+              <w:left w:val="single" w:sz="4" w:space="0" w:color="555555"/>
+              <w:bottom w:val="single" w:sz="4" w:space="0" w:color="555555"/>
+              <w:right w:val="single" w:sz="4" w:space="0" w:color="555555"/>
+            </w:tcBorders>
           </w:tcPr>
           <w:p>
             <w:pPr>
-              <w:jc w:val="center"/>
+              <w:bidi/>
+              <w:jc w:val="right"/>
             </w:pPr>
-          </w:p>
-        </w:tc>
-      </w:tr>
-      <w:tr>
-        <w:tc>
-          <w:tcPr>
-            <w:tcW w:type="dxa" w:w="3324"/>
-          </w:tcPr>
-          <w:p>
-            <w:pPr>
-              <w:jc w:val="center"/>
-            </w:pPr>
+            <w:r>
+              <w:rPr>
+                <w:b/>
+                <w:sz w:val="16"/>
+              </w:rPr>
+              <w:t>تزايد أنشطة تطبيقات التعلم في الحياة العملية</w:t>
+            </w:r>
           </w:p>
         </w:tc>
         <w:tc>
           <w:tcPr>
-            <w:tcW w:type="dxa" w:w="3324"/>
+            <w:tcW w:type="dxa" w:w="1994"/>
+            <w:tcBorders>
+              <w:top w:val="single" w:sz="4" w:space="0" w:color="555555"/>
+              <w:left w:val="single" w:sz="4" w:space="0" w:color="555555"/>
+              <w:bottom w:val="single" w:sz="4" w:space="0" w:color="555555"/>
+              <w:right w:val="single" w:sz="4" w:space="0" w:color="555555"/>
+            </w:tcBorders>
           </w:tcPr>
-          <w:p>
-            <w:pPr>
-              <w:jc w:val="center"/>
-            </w:pPr>
-          </w:p>
+          <w:p/>
         </w:tc>
         <w:tc>
           <w:tcPr>
-            <w:tcW w:type="dxa" w:w="3324"/>
+            <w:tcW w:type="dxa" w:w="1994"/>
+            <w:tcBorders>
+              <w:top w:val="single" w:sz="4" w:space="0" w:color="555555"/>
+              <w:left w:val="single" w:sz="4" w:space="0" w:color="555555"/>
+              <w:bottom w:val="single" w:sz="4" w:space="0" w:color="555555"/>
+              <w:right w:val="single" w:sz="4" w:space="0" w:color="555555"/>
+            </w:tcBorders>
           </w:tcPr>
-          <w:p>
-            <w:pPr>
-              <w:jc w:val="center"/>
-            </w:pPr>
-          </w:p>
-        </w:tc>
-      </w:tr>
-      <w:tr>
-        <w:tc>
-          <w:tcPr>
-            <w:tcW w:type="dxa" w:w="3324"/>
-          </w:tcPr>
-          <w:p>
-            <w:pPr>
-              <w:jc w:val="center"/>
-            </w:pPr>
-          </w:p>
+          <w:p/>
         </w:tc>
         <w:tc>
           <w:tcPr>
-            <w:tcW w:type="dxa" w:w="3324"/>
+            <w:tcW w:type="dxa" w:w="1994"/>
+            <w:tcBorders>
+              <w:top w:val="single" w:sz="4" w:space="0" w:color="555555"/>
+              <w:left w:val="single" w:sz="4" w:space="0" w:color="555555"/>
+              <w:bottom w:val="single" w:sz="4" w:space="0" w:color="555555"/>
+              <w:right w:val="single" w:sz="4" w:space="0" w:color="555555"/>
+            </w:tcBorders>
           </w:tcPr>
-          <w:p>
-            <w:pPr>
-              <w:jc w:val="center"/>
-            </w:pPr>
-          </w:p>
+          <w:p/>
         </w:tc>
         <w:tc>
           <w:tcPr>
-            <w:tcW w:type="dxa" w:w="3324"/>
+            <w:tcW w:type="dxa" w:w="1994"/>
+            <w:tcBorders>
+              <w:top w:val="single" w:sz="4" w:space="0" w:color="555555"/>
+              <w:left w:val="single" w:sz="4" w:space="0" w:color="555555"/>
+              <w:bottom w:val="single" w:sz="4" w:space="0" w:color="555555"/>
+              <w:right w:val="single" w:sz="4" w:space="0" w:color="555555"/>
+            </w:tcBorders>
           </w:tcPr>
-          <w:p>
-            <w:pPr>
-              <w:jc w:val="center"/>
-            </w:pPr>
-          </w:p>
-        </w:tc>
-      </w:tr>
-      <w:tr>
-        <w:tc>
-          <w:tcPr>
-            <w:tcW w:type="dxa" w:w="3324"/>
-          </w:tcPr>
-          <w:p>
-            <w:pPr>
-              <w:jc w:val="center"/>
-            </w:pPr>
-          </w:p>
-        </w:tc>
-        <w:tc>
-          <w:tcPr>
-            <w:tcW w:type="dxa" w:w="3324"/>
-          </w:tcPr>
-          <w:p>
-            <w:pPr>
-              <w:jc w:val="center"/>
-            </w:pPr>
-          </w:p>
-        </w:tc>
-        <w:tc>
-          <w:tcPr>
-            <w:tcW w:type="dxa" w:w="3324"/>
-          </w:tcPr>
-          <w:p>
-            <w:pPr>
-              <w:jc w:val="center"/>
-            </w:pPr>
-          </w:p>
-        </w:tc>
-      </w:tr>
-      <w:tr>
-        <w:tc>
-          <w:tcPr>
-            <w:tcW w:type="dxa" w:w="3324"/>
-          </w:tcPr>
-          <w:p>
-            <w:pPr>
-              <w:jc w:val="center"/>
-            </w:pPr>
-          </w:p>
-        </w:tc>
-        <w:tc>
-          <w:tcPr>
-            <w:tcW w:type="dxa" w:w="3324"/>
-          </w:tcPr>
-          <w:p>
-            <w:pPr>
-              <w:jc w:val="center"/>
-            </w:pPr>
-          </w:p>
-        </w:tc>
-        <w:tc>
-          <w:tcPr>
-            <w:tcW w:type="dxa" w:w="3324"/>
-          </w:tcPr>
-          <w:p>
-            <w:pPr>
-              <w:jc w:val="center"/>
-            </w:pPr>
-          </w:p>
-        </w:tc>
-      </w:tr>
-      <w:tr>
-        <w:tc>
-          <w:tcPr>
-            <w:tcW w:type="dxa" w:w="3324"/>
-          </w:tcPr>
-          <w:p>
-            <w:pPr>
-              <w:jc w:val="center"/>
-            </w:pPr>
-          </w:p>
-        </w:tc>
-        <w:tc>
-          <w:tcPr>
-            <w:tcW w:type="dxa" w:w="3324"/>
-          </w:tcPr>
-          <w:p>
-            <w:pPr>
-              <w:jc w:val="center"/>
-            </w:pPr>
-          </w:p>
-        </w:tc>
-        <w:tc>
-          <w:tcPr>
-            <w:tcW w:type="dxa" w:w="3324"/>
-          </w:tcPr>
-          <w:p>
-            <w:pPr>
-              <w:jc w:val="center"/>
-            </w:pPr>
-          </w:p>
+          <w:p/>
         </w:tc>
       </w:tr>
     </w:tbl>
-    <w:p/>
     <w:p/>
     <w:p>
       <w:pPr>
@@ -1105,10 +1796,226 @@
       <w:r>
         <w:rPr>
           <w:b/>
-          <w:color w:val="2D6A4F"/>
-          <w:sz w:val="22"/>
+          <w:sz w:val="20"/>
         </w:rPr>
-        <w:t>◆  ثالثاً: توصيات للسنة القادمة</w:t>
+        <w:t>.4 نتائج تقويم حصيلة الأندية</w:t>
+      </w:r>
+      <w:r>
+        <w:rPr>
+          <w:color w:val="555555"/>
+          <w:sz w:val="17"/>
+        </w:rPr>
+        <w:t xml:space="preserve">  (يدرج ملخص مركز بنتائج التقويم الخاصة بكل نادٍ على حدة)</w:t>
+      </w:r>
+    </w:p>
+    <w:tbl>
+      <w:tblPr>
+        <w:tblStyle w:val="TableGrid"/>
+        <w:tblW w:type="auto" w:w="0"/>
+        <w:jc w:val="center"/>
+        <w:tblLook w:firstColumn="1" w:firstRow="1" w:lastColumn="0" w:lastRow="0" w:noHBand="0" w:noVBand="1" w:val="04A0"/>
+      </w:tblPr>
+      <w:tblGrid>
+        <w:gridCol w:w="4986"/>
+        <w:gridCol w:w="4986"/>
+      </w:tblGrid>
+      <w:tr>
+        <w:tc>
+          <w:tcPr>
+            <w:tcW w:type="dxa" w:w="4986"/>
+            <w:shd w:val="clear" w:color="auto" w:fill="e8e8e8"/>
+            <w:tcBorders>
+              <w:top w:val="single" w:sz="4" w:space="0" w:color="555555"/>
+              <w:left w:val="single" w:sz="4" w:space="0" w:color="555555"/>
+              <w:bottom w:val="single" w:sz="4" w:space="0" w:color="555555"/>
+              <w:right w:val="single" w:sz="4" w:space="0" w:color="555555"/>
+            </w:tcBorders>
+          </w:tcPr>
+          <w:p>
+            <w:pPr>
+              <w:jc w:val="center"/>
+              <w:bidi/>
+            </w:pPr>
+            <w:r>
+              <w:rPr>
+                <w:b/>
+                <w:sz w:val="18"/>
+              </w:rPr>
+              <w:t>النادي</w:t>
+            </w:r>
+          </w:p>
+        </w:tc>
+        <w:tc>
+          <w:tcPr>
+            <w:tcW w:type="dxa" w:w="4986"/>
+            <w:shd w:val="clear" w:color="auto" w:fill="e8e8e8"/>
+            <w:tcBorders>
+              <w:top w:val="single" w:sz="4" w:space="0" w:color="555555"/>
+              <w:left w:val="single" w:sz="4" w:space="0" w:color="555555"/>
+              <w:bottom w:val="single" w:sz="4" w:space="0" w:color="555555"/>
+              <w:right w:val="single" w:sz="4" w:space="0" w:color="555555"/>
+            </w:tcBorders>
+          </w:tcPr>
+          <w:p>
+            <w:pPr>
+              <w:jc w:val="center"/>
+              <w:bidi/>
+            </w:pPr>
+            <w:r>
+              <w:rPr>
+                <w:b/>
+                <w:sz w:val="18"/>
+              </w:rPr>
+              <w:t>نتائج التقويم</w:t>
+            </w:r>
+          </w:p>
+        </w:tc>
+      </w:tr>
+      <w:tr>
+        <w:trPr>
+          <w:trHeight w:val="1134"/>
+        </w:trPr>
+        <w:tc>
+          <w:tcPr>
+            <w:tcW w:type="dxa" w:w="4986"/>
+            <w:shd w:val="clear" w:color="auto" w:fill="f3f3f3"/>
+            <w:tcBorders>
+              <w:top w:val="single" w:sz="4" w:space="0" w:color="555555"/>
+              <w:left w:val="single" w:sz="4" w:space="0" w:color="555555"/>
+              <w:bottom w:val="single" w:sz="4" w:space="0" w:color="555555"/>
+              <w:right w:val="single" w:sz="4" w:space="0" w:color="555555"/>
+            </w:tcBorders>
+          </w:tcPr>
+          <w:p>
+            <w:pPr>
+              <w:bidi/>
+              <w:jc w:val="right"/>
+            </w:pPr>
+            <w:r>
+              <w:rPr>
+                <w:b/>
+                <w:sz w:val="18"/>
+              </w:rPr>
+              <w:t>النادي 1</w:t>
+            </w:r>
+          </w:p>
+        </w:tc>
+        <w:tc>
+          <w:tcPr>
+            <w:tcW w:type="dxa" w:w="4986"/>
+            <w:tcBorders>
+              <w:top w:val="single" w:sz="4" w:space="0" w:color="555555"/>
+              <w:left w:val="single" w:sz="4" w:space="0" w:color="555555"/>
+              <w:bottom w:val="single" w:sz="4" w:space="0" w:color="555555"/>
+              <w:right w:val="single" w:sz="4" w:space="0" w:color="555555"/>
+            </w:tcBorders>
+          </w:tcPr>
+          <w:p/>
+        </w:tc>
+      </w:tr>
+      <w:tr>
+        <w:trPr>
+          <w:trHeight w:val="1134"/>
+        </w:trPr>
+        <w:tc>
+          <w:tcPr>
+            <w:tcW w:type="dxa" w:w="4986"/>
+            <w:shd w:val="clear" w:color="auto" w:fill="f3f3f3"/>
+            <w:tcBorders>
+              <w:top w:val="single" w:sz="4" w:space="0" w:color="555555"/>
+              <w:left w:val="single" w:sz="4" w:space="0" w:color="555555"/>
+              <w:bottom w:val="single" w:sz="4" w:space="0" w:color="555555"/>
+              <w:right w:val="single" w:sz="4" w:space="0" w:color="555555"/>
+            </w:tcBorders>
+          </w:tcPr>
+          <w:p>
+            <w:pPr>
+              <w:bidi/>
+              <w:jc w:val="right"/>
+            </w:pPr>
+            <w:r>
+              <w:rPr>
+                <w:b/>
+                <w:sz w:val="18"/>
+              </w:rPr>
+              <w:t>النادي 2</w:t>
+            </w:r>
+          </w:p>
+        </w:tc>
+        <w:tc>
+          <w:tcPr>
+            <w:tcW w:type="dxa" w:w="4986"/>
+            <w:tcBorders>
+              <w:top w:val="single" w:sz="4" w:space="0" w:color="555555"/>
+              <w:left w:val="single" w:sz="4" w:space="0" w:color="555555"/>
+              <w:bottom w:val="single" w:sz="4" w:space="0" w:color="555555"/>
+              <w:right w:val="single" w:sz="4" w:space="0" w:color="555555"/>
+            </w:tcBorders>
+          </w:tcPr>
+          <w:p/>
+        </w:tc>
+      </w:tr>
+      <w:tr>
+        <w:trPr>
+          <w:trHeight w:val="1134"/>
+        </w:trPr>
+        <w:tc>
+          <w:tcPr>
+            <w:tcW w:type="dxa" w:w="4986"/>
+            <w:shd w:val="clear" w:color="auto" w:fill="f3f3f3"/>
+            <w:tcBorders>
+              <w:top w:val="single" w:sz="4" w:space="0" w:color="555555"/>
+              <w:left w:val="single" w:sz="4" w:space="0" w:color="555555"/>
+              <w:bottom w:val="single" w:sz="4" w:space="0" w:color="555555"/>
+              <w:right w:val="single" w:sz="4" w:space="0" w:color="555555"/>
+            </w:tcBorders>
+          </w:tcPr>
+          <w:p>
+            <w:pPr>
+              <w:bidi/>
+              <w:jc w:val="right"/>
+            </w:pPr>
+            <w:r>
+              <w:rPr>
+                <w:b/>
+                <w:sz w:val="18"/>
+              </w:rPr>
+              <w:t>النادي . . .</w:t>
+            </w:r>
+          </w:p>
+        </w:tc>
+        <w:tc>
+          <w:tcPr>
+            <w:tcW w:type="dxa" w:w="4986"/>
+            <w:tcBorders>
+              <w:top w:val="single" w:sz="4" w:space="0" w:color="555555"/>
+              <w:left w:val="single" w:sz="4" w:space="0" w:color="555555"/>
+              <w:bottom w:val="single" w:sz="4" w:space="0" w:color="555555"/>
+              <w:right w:val="single" w:sz="4" w:space="0" w:color="555555"/>
+            </w:tcBorders>
+          </w:tcPr>
+          <w:p/>
+        </w:tc>
+      </w:tr>
+    </w:tbl>
+    <w:p/>
+    <w:p>
+      <w:pPr>
+        <w:bidi/>
+      </w:pPr>
+      <w:r>
+        <w:rPr>
+          <w:b/>
+          <w:sz w:val="20"/>
+        </w:rPr>
+        <w:t>.5 أهم الدروس والعبر المستخلصة من تجربة الأندية</w:t>
+      </w:r>
+      <w:r>
+        <w:rPr>
+          <w:color w:val="555555"/>
+          <w:sz w:val="17"/>
+        </w:rPr>
+        <w:t xml:space="preserve">  (المزايا، الصعوبات، الإكراهات، الحلول...)</w:t>
       </w:r>
     </w:p>
     <w:p>
@@ -1117,12 +2024,10 @@
       </w:pPr>
       <w:r>
         <w:rPr>
-          <w:b/>
+          <w:color w:val="555555"/>
+          <w:sz w:val="18"/>
         </w:rPr>
-        <w:t xml:space="preserve">: </w:t>
-      </w:r>
-      <w:r>
-        <w:t xml:space="preserve">· · · · · · · · · · · · · · · · · · · · · · · · · · · · · · · · · · · </w:t>
+        <w:t>. . . . . . . . . . . . . . . . . . . . . . . . . . . . . . . . . . . . . . . . . . . . . . .</w:t>
       </w:r>
     </w:p>
     <w:p>
@@ -1131,12 +2036,10 @@
       </w:pPr>
       <w:r>
         <w:rPr>
-          <w:b/>
+          <w:color w:val="555555"/>
+          <w:sz w:val="18"/>
         </w:rPr>
-        <w:t xml:space="preserve">: </w:t>
-      </w:r>
-      <w:r>
-        <w:t xml:space="preserve">· · · · · · · · · · · · · · · · · · · · · · · · · · · · · · · · · · · </w:t>
+        <w:t>. . . . . . . . . . . . . . . . . . . . . . . . . . . . . . . . . . . . . . . . . . . . . . .</w:t>
       </w:r>
     </w:p>
     <w:p>
@@ -1145,12 +2048,10 @@
       </w:pPr>
       <w:r>
         <w:rPr>
-          <w:b/>
+          <w:color w:val="555555"/>
+          <w:sz w:val="18"/>
         </w:rPr>
-        <w:t xml:space="preserve">: </w:t>
-      </w:r>
-      <w:r>
-        <w:t xml:space="preserve">· · · · · · · · · · · · · · · · · · · · · · · · · · · · · · · · · · · </w:t>
+        <w:t>. . . . . . . . . . . . . . . . . . . . . . . . . . . . . . . . . . . . . . . . . . . . . . .</w:t>
       </w:r>
     </w:p>
     <w:p>
@@ -1159,12 +2060,23 @@
       </w:pPr>
       <w:r>
         <w:rPr>
+          <w:color w:val="555555"/>
+          <w:sz w:val="18"/>
+        </w:rPr>
+        <w:t>. . . . . . . . . . . . . . . . . . . . . . . . . . . . . . . . . . . . . . . . . . . . . . .</w:t>
+      </w:r>
+    </w:p>
+    <w:p/>
+    <w:p>
+      <w:pPr>
+        <w:bidi/>
+      </w:pPr>
+      <w:r>
+        <w:rPr>
           <w:b/>
+          <w:sz w:val="20"/>
         </w:rPr>
-        <w:t xml:space="preserve">: </w:t>
-      </w:r>
-      <w:r>
-        <w:t xml:space="preserve">· · · · · · · · · · · · · · · · · · · · · · · · · · · · · · · · · · · </w:t>
+        <w:t>.6 أهم المقترحات لتطوير العمل بالأندية مستقبلاً على ضوء التجربة ونتائج التقويم</w:t>
       </w:r>
     </w:p>
     <w:p>
@@ -1173,22 +2085,34 @@
       </w:pPr>
       <w:r>
         <w:rPr>
-          <w:b/>
+          <w:color w:val="555555"/>
+          <w:sz w:val="18"/>
         </w:rPr>
-        <w:t xml:space="preserve">: </w:t>
-      </w:r>
-      <w:r>
-        <w:t xml:space="preserve">· · · · · · · · · · · · · · · · · · · · · · · · · · · · · · · · · · · </w:t>
+        <w:t>. . . . . . . . . . . . . . . . . . . . . . . . . . . . . . . . . . . . . . . . . . . . . . .</w:t>
       </w:r>
     </w:p>
-    <w:p/>
     <w:p>
       <w:pPr>
         <w:bidi/>
-        <w:jc w:val="left"/>
       </w:pPr>
       <w:r>
-        <w:t>توقيع المُنسِّق: ___________________        توقيع المدير: ___________________</w:t>
+        <w:rPr>
+          <w:color w:val="555555"/>
+          <w:sz w:val="18"/>
+        </w:rPr>
+        <w:t>. . . . . . . . . . . . . . . . . . . . . . . . . . . . . . . . . . . . . . . . . . . . . . .</w:t>
+      </w:r>
+    </w:p>
+    <w:p>
+      <w:pPr>
+        <w:bidi/>
+      </w:pPr>
+      <w:r>
+        <w:rPr>
+          <w:color w:val="555555"/>
+          <w:sz w:val="18"/>
+        </w:rPr>
+        <w:t>. . . . . . . . . . . . . . . . . . . . . . . . . . . . . . . . . . . . . . . . . . . . . . .</w:t>
       </w:r>
     </w:p>
     <w:sectPr>
@@ -1566,7 +2490,7 @@
     <w:rsid w:val="00FC693F"/>
     <w:rPr>
       <w:rFonts w:ascii="Arial" w:hAnsi="Arial"/>
-      <w:sz w:val="22"/>
+      <w:sz w:val="20"/>
     </w:rPr>
   </w:style>
   <w:style w:type="paragraph" w:styleId="Header">
